--- a/briefs/2027-military-service-credit-cost-window/06-Annex-C-Stakeholder-Analysis.docx
+++ b/briefs/2027-military-service-credit-cost-window/06-Annex-C-Stakeholder-Analysis.docx
@@ -15,7 +15,7 @@
         <w:rPr>
           <w:b/>
         </w:rPr>
-        <w:t>Version 1.0 — 2026-10-25</w:t>
+        <w:t>Version 1.1 — 2026-10-25</w:t>
       </w:r>
       <w:r>
         <w:t xml:space="preserve"> </w:t>
@@ -228,6 +228,296 @@
     </w:p>
     <w:p>
       <w:pPr>
+        <w:pStyle w:val="Heading3"/>
+        <w:ind w:left="480"/>
+      </w:pPr>
+      <w:r>
+        <w:t>What changed in v1.1 (2026-10-25)</w:t>
+      </w:r>
+    </w:p>
+    <w:p>
+      <w:pPr>
+        <w:spacing w:before="120" w:after="120"/>
+        <w:ind w:left="480"/>
+      </w:pPr>
+      <w:r>
+        <w:rPr>
+          <w:b/>
+          <w:i/>
+          <w:color w:val="444444"/>
+          <w:sz w:val="20"/>
+        </w:rPr>
+        <w:t>The board answered the three questions put to it on 2026-10-25 and assigned me U-1 ("unknown — find out").</w:t>
+      </w:r>
+      <w:r>
+        <w:rPr>
+          <w:i/>
+          <w:color w:val="444444"/>
+          <w:sz w:val="20"/>
+        </w:rPr>
+        <w:t xml:space="preserve"> Decisions recorded: (1) </w:t>
+      </w:r>
+      <w:r>
+        <w:rPr>
+          <w:b/>
+          <w:i/>
+          <w:color w:val="444444"/>
+          <w:sz w:val="20"/>
+        </w:rPr>
+        <w:t>find out</w:t>
+      </w:r>
+      <w:r>
+        <w:rPr>
+          <w:i/>
+          <w:color w:val="444444"/>
+          <w:sz w:val="20"/>
+        </w:rPr>
+        <w:t xml:space="preserve"> whether this proposal is on the JLC's adopted 2027 slate; (2) the § 51.1-153 B 4 local opt-in </w:t>
+      </w:r>
+      <w:r>
+        <w:rPr>
+          <w:b/>
+          <w:i/>
+          <w:color w:val="444444"/>
+          <w:sz w:val="20"/>
+        </w:rPr>
+        <w:t>stays on the Q12 concession ladder as rung two</w:t>
+      </w:r>
+      <w:r>
+        <w:rPr>
+          <w:i/>
+          <w:color w:val="444444"/>
+          <w:sz w:val="20"/>
+        </w:rPr>
+        <w:t xml:space="preserve">, as recommended in § 6; (3) </w:t>
+      </w:r>
+      <w:r>
+        <w:rPr>
+          <w:b/>
+          <w:i/>
+          <w:color w:val="444444"/>
+          <w:sz w:val="20"/>
+        </w:rPr>
+        <w:t>Senate first</w:t>
+      </w:r>
+      <w:r>
+        <w:rPr>
+          <w:i/>
+          <w:color w:val="444444"/>
+          <w:sz w:val="20"/>
+        </w:rPr>
+        <w:t xml:space="preserve"> as chamber of origin, as recommended in § 8. Items (2) and (3) ratify v1.0 recommendations and change no analysis.</w:t>
+      </w:r>
+    </w:p>
+    <w:p>
+      <w:pPr>
+        <w:spacing w:before="120" w:after="120"/>
+        <w:ind w:left="480"/>
+      </w:pPr>
+      <w:r>
+        <w:rPr>
+          <w:b/>
+          <w:i/>
+          <w:color w:val="444444"/>
+          <w:sz w:val="20"/>
+        </w:rPr>
+        <w:t>U-1 is now substantially resolved as to process and calendar, and my v1.0 framing of it was wrong in the client's favour.</w:t>
+      </w:r>
+      <w:r>
+        <w:rPr>
+          <w:i/>
+          <w:color w:val="444444"/>
+          <w:sz w:val="20"/>
+        </w:rPr>
+        <w:t xml:space="preserve"> v1.0 said the 2027 slate "would have been adopted around June 2026, four months ago" and that this "may be a closed window." Both halves were wrong. The JLC's 2027 initiative cycle ran </w:t>
+      </w:r>
+      <w:r>
+        <w:rPr>
+          <w:b/>
+          <w:i/>
+          <w:color w:val="444444"/>
+          <w:sz w:val="20"/>
+        </w:rPr>
+        <w:t>2026-03-17</w:t>
+      </w:r>
+      <w:r>
+        <w:rPr>
+          <w:i/>
+          <w:color w:val="444444"/>
+          <w:sz w:val="20"/>
+        </w:rPr>
+        <w:t xml:space="preserve"> (initial plan) → </w:t>
+      </w:r>
+      <w:r>
+        <w:rPr>
+          <w:b/>
+          <w:i/>
+          <w:color w:val="444444"/>
+          <w:sz w:val="20"/>
+        </w:rPr>
+        <w:t>2026-04-14</w:t>
+      </w:r>
+      <w:r>
+        <w:rPr>
+          <w:i/>
+          <w:color w:val="444444"/>
+          <w:sz w:val="20"/>
+        </w:rPr>
+        <w:t xml:space="preserve"> (Legislative Committee screen) → </w:t>
+      </w:r>
+      <w:r>
+        <w:rPr>
+          <w:b/>
+          <w:i/>
+          <w:color w:val="444444"/>
+          <w:sz w:val="20"/>
+        </w:rPr>
+        <w:t>2026-09-16</w:t>
+      </w:r>
+      <w:r>
+        <w:rPr>
+          <w:i/>
+          <w:color w:val="444444"/>
+          <w:sz w:val="20"/>
+        </w:rPr>
+        <w:t xml:space="preserve"> ("Review of 2027 Legislative Initiatives," a 40-minute agenda item chaired by the JLC Chair), and </w:t>
+      </w:r>
+      <w:r>
+        <w:rPr>
+          <w:b/>
+          <w:i/>
+          <w:color w:val="444444"/>
+          <w:sz w:val="20"/>
+        </w:rPr>
+        <w:t>there is one more JLC board meeting before the 2027 session: 2026-12-17</w:t>
+      </w:r>
+      <w:r>
+        <w:rPr>
+          <w:i/>
+          <w:color w:val="444444"/>
+          <w:sz w:val="20"/>
+        </w:rPr>
+        <w:t xml:space="preserve">. Under the JLC's own published Work Plan structure, the December meeting is where the Council "review[s] and approve[s] any additional [session-year] Initiatives that were not voted on" at the fall meeting, and where it "review[s] [the] list of approved General Assembly Patrons." </w:t>
+      </w:r>
+      <w:r>
+        <w:rPr>
+          <w:b/>
+          <w:i/>
+          <w:color w:val="444444"/>
+          <w:sz w:val="20"/>
+        </w:rPr>
+        <w:t>The internal window is not closed. It closes on 2026-12-17, 53 days from today.</w:t>
+      </w:r>
+      <w:r>
+        <w:rPr>
+          <w:i/>
+          <w:color w:val="444444"/>
+          <w:sz w:val="20"/>
+        </w:rPr>
+        <w:t xml:space="preserve"> Details, sources and the remaining unknown are in § 3.4 and § 9 (U-1).</w:t>
+      </w:r>
+    </w:p>
+    <w:p>
+      <w:pPr>
+        <w:spacing w:before="120" w:after="120"/>
+        <w:ind w:left="480"/>
+      </w:pPr>
+      <w:r>
+        <w:rPr>
+          <w:i/>
+          <w:color w:val="444444"/>
+          <w:sz w:val="20"/>
+        </w:rPr>
+        <w:t xml:space="preserve">Two corrections of fact follow from the same retrieval and are applied in § 3.4: </w:t>
+      </w:r>
+      <w:r>
+        <w:rPr>
+          <w:b/>
+          <w:i/>
+          <w:color w:val="444444"/>
+          <w:sz w:val="20"/>
+        </w:rPr>
+        <w:t>the DVS Commissioner has changed</w:t>
+      </w:r>
+      <w:r>
+        <w:rPr>
+          <w:i/>
+          <w:color w:val="444444"/>
+          <w:sz w:val="20"/>
+        </w:rPr>
+        <w:t xml:space="preserve"> (Charles Zingler → </w:t>
+      </w:r>
+      <w:r>
+        <w:rPr>
+          <w:b/>
+          <w:i/>
+          <w:color w:val="444444"/>
+          <w:sz w:val="20"/>
+        </w:rPr>
+        <w:t>John Maxwell</w:t>
+      </w:r>
+      <w:r>
+        <w:rPr>
+          <w:i/>
+          <w:color w:val="444444"/>
+          <w:sz w:val="20"/>
+        </w:rPr>
+        <w:t xml:space="preserve">, in post by 2026-03-17), which weakens the v1.0 read built on Zingler's April 2025 remarks; and </w:t>
+      </w:r>
+      <w:r>
+        <w:rPr>
+          <w:b/>
+          <w:i/>
+          <w:color w:val="444444"/>
+          <w:sz w:val="20"/>
+        </w:rPr>
+        <w:t>the JLC chair has changed</w:t>
+      </w:r>
+      <w:r>
+        <w:rPr>
+          <w:i/>
+          <w:color w:val="444444"/>
+          <w:sz w:val="20"/>
+        </w:rPr>
+        <w:t xml:space="preserve"> (Bill Aramony → </w:t>
+      </w:r>
+      <w:r>
+        <w:rPr>
+          <w:b/>
+          <w:i/>
+          <w:color w:val="444444"/>
+          <w:sz w:val="20"/>
+        </w:rPr>
+        <w:t>Katherine Martinez</w:t>
+      </w:r>
+      <w:r>
+        <w:rPr>
+          <w:i/>
+          <w:color w:val="444444"/>
+          <w:sz w:val="20"/>
+        </w:rPr>
+        <w:t xml:space="preserve">, in the chair by 2026-09-16). </w:t>
+      </w:r>
+      <w:r>
+        <w:rPr>
+          <w:b/>
+          <w:i/>
+          <w:color w:val="444444"/>
+          <w:sz w:val="20"/>
+        </w:rPr>
+        <w:t>Glenn Yarborough</w:t>
+      </w:r>
+      <w:r>
+        <w:rPr>
+          <w:i/>
+          <w:color w:val="444444"/>
+          <w:sz w:val="20"/>
+        </w:rPr>
+        <w:t xml:space="preserve"> remains Legislative Officer across both cycles.</w:t>
+      </w:r>
+    </w:p>
+    <w:p>
+      <w:pPr>
         <w:jc w:val="center"/>
       </w:pPr>
       <w:r>
@@ -255,6 +545,26 @@
       </w:r>
       <w:r>
         <w:t xml:space="preserve"> The 24-month window we are removing was created by Chapter 508 of the 2015 Acts of Assembly, patroned by the then-chair of House Appropriations, for the stated purpose of making purchase of service credit "more cost-neutral to the Retirement System fund" — and it passed 99–0 and 38–0. In 2026 that same subcommittee killed 27 of the 28 VRS bills before it. The single survivor was patroned by a member of the subcommittee and was described by VRS as codifying existing VRS policy. That is the shape of the win condition.</w:t>
+      </w:r>
+    </w:p>
+    <w:p>
+      <w:r>
+        <w:rPr>
+          <w:b/>
+        </w:rPr>
+        <w:t>And one line on sequencing, added in v1.1, because it has a date on it.</w:t>
+      </w:r>
+      <w:r>
+        <w:t xml:space="preserve"> Before any of that matters, the bill needs a constituency, and the body that supplies it is our own client. The JLC's last board meeting before the 2027 session is </w:t>
+      </w:r>
+      <w:r>
+        <w:rPr>
+          <w:b/>
+        </w:rPr>
+        <w:t>2026-12-17</w:t>
+      </w:r>
+      <w:r>
+        <w:t xml:space="preserve"> — the Council's documented occasion for taking up initiatives not voted on at the fall meeting, and for reviewing the patron list. That is the gate, and it is 53 days out.</w:t>
       </w:r>
     </w:p>
     <w:p>
@@ -2932,7 +3242,7 @@
                 <w:b/>
                 <w:sz w:val="17"/>
               </w:rPr>
-              <w:t>Supportive — but this proposal is not on its adopted legislative slate, and that is the first problem to solve.</w:t>
+              <w:t>Supportive — but almost certainly not on the adopted 2027 slate, and the one remaining internal gate is 2026-12-17.</w:t>
             </w:r>
           </w:p>
         </w:tc>
@@ -2949,7 +3259,7 @@
               <w:rPr>
                 <w:sz w:val="17"/>
               </w:rPr>
-              <w:t xml:space="preserve">The JLC's process is documented: the Legislative Committee screens suggestions in the spring, forwards a short list to the full JLC in June, and the full Council adopts the numbered initiatives that members then carry to legislators during session. At the 2025-04-23 Legislative Committee meeting, </w:t>
+              <w:t xml:space="preserve">The JLC's annual cycle is documented end to end (box below). For the 2026 session: at the 2025-04-23 Legislative Committee meeting </w:t>
             </w:r>
             <w:r>
               <w:rPr>
@@ -2975,7 +3285,7 @@
               <w:rPr>
                 <w:sz w:val="17"/>
               </w:rPr>
-              <w:t xml:space="preserve"> forwarded; the full Council then adopted </w:t>
+              <w:t xml:space="preserve"> forwarded to the full Council; the Council adopted </w:t>
             </w:r>
             <w:r>
               <w:rPr>
@@ -3001,7 +3311,27 @@
               <w:rPr>
                 <w:sz w:val="17"/>
               </w:rPr>
-              <w:t xml:space="preserve"> Every forwarded item was a tax, fee, tuition, education-program or consumer-protection item.</w:t>
+              <w:t xml:space="preserve"> Every forwarded item was a tax, fee, tuition, education-program or consumer-protection item. For the 2027 session the same cycle ran on the dates in the box, with "Review of 2027 Legislative Initiatives" taken up at the </w:t>
+            </w:r>
+            <w:r>
+              <w:rPr>
+                <w:b/>
+                <w:sz w:val="17"/>
+              </w:rPr>
+              <w:t>2026-09-16</w:t>
+            </w:r>
+            <w:r>
+              <w:rPr>
+                <w:sz w:val="17"/>
+              </w:rPr>
+              <w:t xml:space="preserve"> board meeting; </w:t>
+            </w:r>
+            <w:r>
+              <w:rPr>
+                <w:b/>
+                <w:sz w:val="17"/>
+              </w:rPr>
+              <w:t>the minutes of the 2026 meetings are not posted and the DVS page that publishes the numbered initiatives is HTTP 403 to automated retrieval, so I cannot state the adopted 2027 slate's contents.</w:t>
             </w:r>
           </w:p>
         </w:tc>
@@ -3025,20 +3355,46 @@
               <w:rPr>
                 <w:sz w:val="17"/>
               </w:rPr>
-              <w:t xml:space="preserve"> that the 2026 slate contained no VRS item and that the process runs spring→June. </w:t>
+              <w:t xml:space="preserve"> that the 2026 slate contained no VRS item; </w:t>
             </w:r>
             <w:r>
               <w:rPr>
                 <w:b/>
                 <w:sz w:val="17"/>
               </w:rPr>
+              <w:t>High</w:t>
+            </w:r>
+            <w:r>
+              <w:rPr>
+                <w:sz w:val="17"/>
+              </w:rPr>
+              <w:t xml:space="preserve"> on the 2027-cycle meeting calendar (primary agendas, retrieved); </w:t>
+            </w:r>
+            <w:r>
+              <w:rPr>
+                <w:b/>
+                <w:sz w:val="17"/>
+              </w:rPr>
+              <w:t>Medium</w:t>
+            </w:r>
+            <w:r>
+              <w:rPr>
+                <w:sz w:val="17"/>
+              </w:rPr>
+              <w:t xml:space="preserve"> that the December meeting is a live channel for a late initiative (the add-on item is documented in the 2020 Work Plan, the most recent Work Plan I could retrieve, not in a 2026 one); </w:t>
+            </w:r>
+            <w:r>
+              <w:rPr>
+                <w:b/>
+                <w:sz w:val="17"/>
+              </w:rPr>
               <w:t>Low</w:t>
             </w:r>
             <w:r>
               <w:rPr>
                 <w:sz w:val="17"/>
               </w:rPr>
-              <w:t xml:space="preserve"> on the composition of the 2027 slate — I could not retrieve it (see § 9, U-1).</w:t>
+              <w:t xml:space="preserve"> on the composition of the adopted 2027 slate (§ 9, U-1).</w:t>
             </w:r>
           </w:p>
         </w:tc>
@@ -3068,7 +3424,20 @@
               <w:rPr>
                 <w:sz w:val="17"/>
               </w:rPr>
-              <w:t>, 2025-04-23 (Virginia War Memorial), Items VII–IX; § 2.2-2681; DVS JLC page (returned HTTP 403 — not retrieved).</w:t>
+              <w:t xml:space="preserve">, 2025-04-23, Items VII–IX; JLC draft agendas 2026-03-17, 2026-04-14, 2026-06-10, 2026-09-16 and the 2026-12-17 event record (Commonwealth Calendar); </w:t>
+            </w:r>
+            <w:r>
+              <w:rPr>
+                <w:i/>
+                <w:sz w:val="17"/>
+              </w:rPr>
+              <w:t>JLC 2020 Work Plan</w:t>
+            </w:r>
+            <w:r>
+              <w:rPr>
+                <w:sz w:val="17"/>
+              </w:rPr>
+              <w:t>, Attachment 4 to the JLC minutes of 2019-12-18; § 2.2-2681; DVS JLC page (HTTP 403 — not retrieved).</w:t>
             </w:r>
           </w:p>
         </w:tc>
@@ -3261,7 +3630,7 @@
                 <w:b/>
                 <w:sz w:val="17"/>
               </w:rPr>
-              <w:t>Will not lead and may actively steer away.</w:t>
+              <w:t>Will not lead. The "may actively steer away" half of the v1.0 read is now weaker, because the official who said it has left.</w:t>
             </w:r>
           </w:p>
         </w:tc>
@@ -3291,7 +3660,20 @@
               <w:rPr>
                 <w:sz w:val="17"/>
               </w:rPr>
-              <w:t>." A late-career pension purchase window is, on its face, the older-retiree end of that spectrum.</w:t>
+              <w:t xml:space="preserve">." A late-career pension purchase window is, on its face, the older-retiree end of that spectrum. </w:t>
+            </w:r>
+            <w:r>
+              <w:rPr>
+                <w:b/>
+                <w:sz w:val="17"/>
+              </w:rPr>
+              <w:t>But Zingler is no longer Commissioner: John Maxwell appears as DVS Commissioner on the JLC agendas from 2026-03-17 onward, and Timothy Williams is Secretary of Veterans and Defense Affairs with Lesley Kipling as Deputy.</w:t>
+            </w:r>
+            <w:r>
+              <w:rPr>
+                <w:sz w:val="17"/>
+              </w:rPr>
+              <w:t xml:space="preserve"> The strategic-plan alignment demand is an institutional habit of the agency and survives the personnel change; the specific transitioning-versus-older-retirees framing was one Commissioner's emphasis and should not be attributed to his successor.</w:t>
             </w:r>
           </w:p>
         </w:tc>
@@ -3315,7 +3697,20 @@
               <w:rPr>
                 <w:sz w:val="17"/>
               </w:rPr>
-              <w:t xml:space="preserve"> (documented remarks on a closely adjacent framing question, not on this bill).</w:t>
+              <w:t xml:space="preserve"> that DVS will require strategic-plan alignment (institutional pattern). </w:t>
+            </w:r>
+            <w:r>
+              <w:rPr>
+                <w:b/>
+                <w:sz w:val="17"/>
+              </w:rPr>
+              <w:t>Low</w:t>
+            </w:r>
+            <w:r>
+              <w:rPr>
+                <w:sz w:val="17"/>
+              </w:rPr>
+              <w:t xml:space="preserve"> on the current Commissioner's framing preference — no public statement by Maxwell on this question was found.</w:t>
             </w:r>
           </w:p>
         </w:tc>
@@ -3332,7 +3727,7 @@
               <w:rPr>
                 <w:sz w:val="17"/>
               </w:rPr>
-              <w:t>JLC Legislative Committee minutes, 2025-04-23, Item VII and Item XI.</w:t>
+              <w:t>JLC Legislative Committee minutes, 2025-04-23, Items VII and XI; JLC draft agendas 2026-03-17 and 2026-09-16 (Maxwell as Commissioner, Williams as Secretary, Kipling as Deputy Secretary).</w:t>
             </w:r>
           </w:p>
         </w:tc>
@@ -3384,6 +3779,915 @@
       </w:r>
       <w:r>
         <w:t xml:space="preserve"> That is a coalition problem inside our own client, and Policy Director should see it as one.</w:t>
+      </w:r>
+    </w:p>
+    <w:p>
+      <w:pPr>
+        <w:pStyle w:val="Heading3"/>
+        <w:ind w:left="480"/>
+      </w:pPr>
+      <w:r>
+        <w:t>The JLC's own calendar — the gate that decides whether this bill has a constituency</w:t>
+      </w:r>
+    </w:p>
+    <w:p>
+      <w:pPr>
+        <w:spacing w:before="120" w:after="120"/>
+        <w:ind w:left="480"/>
+      </w:pPr>
+      <w:r>
+        <w:rPr>
+          <w:b/>
+          <w:i/>
+          <w:color w:val="444444"/>
+          <w:sz w:val="20"/>
+        </w:rPr>
+        <w:t>The 2027 cycle, documented from the draft agendas</w:t>
+      </w:r>
+      <w:r>
+        <w:rPr>
+          <w:i/>
+          <w:color w:val="444444"/>
+          <w:sz w:val="20"/>
+        </w:rPr>
+        <w:t xml:space="preserve"> (Commonwealth Calendar, all retrieved 2026-10-25):</w:t>
+      </w:r>
+    </w:p>
+    <w:tbl>
+      <w:tblPr>
+        <w:tblStyle w:val="TableGrid"/>
+        <w:tblW w:type="auto" w:w="0"/>
+        <w:jc w:val="left"/>
+        <w:tblLook w:firstColumn="1" w:firstRow="1" w:lastColumn="0" w:lastRow="0" w:noHBand="0" w:noVBand="1" w:val="04A0"/>
+        <w:tblInd w:w="480" w:type="dxa"/>
+      </w:tblPr>
+      <w:tblGrid>
+        <w:gridCol w:w="2880"/>
+        <w:gridCol w:w="2880"/>
+        <w:gridCol w:w="2880"/>
+      </w:tblGrid>
+      <w:tr>
+        <w:trPr>
+          <w:tblHeader w:val="true"/>
+        </w:trPr>
+        <w:tc>
+          <w:tcPr>
+            <w:tcW w:type="dxa" w:w="2880"/>
+          </w:tcPr>
+          <w:p>
+            <w:pPr>
+              <w:spacing w:before="20" w:after="20"/>
+              <w:jc w:val="left"/>
+            </w:pPr>
+            <w:r>
+              <w:rPr>
+                <w:b/>
+                <w:sz w:val="17"/>
+              </w:rPr>
+              <w:t>Date</w:t>
+            </w:r>
+          </w:p>
+        </w:tc>
+        <w:tc>
+          <w:tcPr>
+            <w:tcW w:type="dxa" w:w="2880"/>
+          </w:tcPr>
+          <w:p>
+            <w:pPr>
+              <w:spacing w:before="20" w:after="20"/>
+              <w:jc w:val="left"/>
+            </w:pPr>
+            <w:r>
+              <w:rPr>
+                <w:b/>
+                <w:sz w:val="17"/>
+              </w:rPr>
+              <w:t>Meeting</w:t>
+            </w:r>
+          </w:p>
+        </w:tc>
+        <w:tc>
+          <w:tcPr>
+            <w:tcW w:type="dxa" w:w="2880"/>
+          </w:tcPr>
+          <w:p>
+            <w:pPr>
+              <w:spacing w:before="20" w:after="20"/>
+              <w:jc w:val="left"/>
+            </w:pPr>
+            <w:r>
+              <w:rPr>
+                <w:b/>
+                <w:sz w:val="17"/>
+              </w:rPr>
+              <w:t>The initiative item, verbatim</w:t>
+            </w:r>
+          </w:p>
+        </w:tc>
+      </w:tr>
+      <w:tr>
+        <w:tc>
+          <w:tcPr>
+            <w:tcW w:type="dxa" w:w="2880"/>
+          </w:tcPr>
+          <w:p>
+            <w:pPr>
+              <w:spacing w:before="20" w:after="20"/>
+              <w:jc w:val="left"/>
+            </w:pPr>
+            <w:r>
+              <w:rPr>
+                <w:b/>
+                <w:sz w:val="17"/>
+              </w:rPr>
+              <w:t>2026-03-17</w:t>
+            </w:r>
+          </w:p>
+        </w:tc>
+        <w:tc>
+          <w:tcPr>
+            <w:tcW w:type="dxa" w:w="2880"/>
+          </w:tcPr>
+          <w:p>
+            <w:pPr>
+              <w:spacing w:before="20" w:after="20"/>
+              <w:jc w:val="left"/>
+            </w:pPr>
+            <w:r>
+              <w:rPr>
+                <w:sz w:val="17"/>
+              </w:rPr>
+              <w:t>JLC board, James Monroe Building</w:t>
+            </w:r>
+          </w:p>
+        </w:tc>
+        <w:tc>
+          <w:tcPr>
+            <w:tcW w:type="dxa" w:w="2880"/>
+          </w:tcPr>
+          <w:p>
+            <w:pPr>
+              <w:spacing w:before="20" w:after="20"/>
+              <w:jc w:val="left"/>
+            </w:pPr>
+            <w:r>
+              <w:rPr>
+                <w:sz w:val="17"/>
+              </w:rPr>
+              <w:t xml:space="preserve">"After Action Review of JLC Initiatives for 2026 General Assembly"; </w:t>
+            </w:r>
+            <w:r>
+              <w:rPr>
+                <w:b/>
+                <w:sz w:val="17"/>
+              </w:rPr>
+              <w:t>"Initial plan/discussion for 2027 Initiatives — Glenn Yarborough, Legislative Officer"</w:t>
+            </w:r>
+          </w:p>
+        </w:tc>
+      </w:tr>
+      <w:tr>
+        <w:tc>
+          <w:tcPr>
+            <w:tcW w:type="dxa" w:w="2880"/>
+          </w:tcPr>
+          <w:p>
+            <w:pPr>
+              <w:spacing w:before="20" w:after="20"/>
+              <w:jc w:val="left"/>
+            </w:pPr>
+            <w:r>
+              <w:rPr>
+                <w:b/>
+                <w:sz w:val="17"/>
+              </w:rPr>
+              <w:t>2026-04-14</w:t>
+            </w:r>
+          </w:p>
+        </w:tc>
+        <w:tc>
+          <w:tcPr>
+            <w:tcW w:type="dxa" w:w="2880"/>
+          </w:tcPr>
+          <w:p>
+            <w:pPr>
+              <w:spacing w:before="20" w:after="20"/>
+              <w:jc w:val="left"/>
+            </w:pPr>
+            <w:r>
+              <w:rPr>
+                <w:b/>
+                <w:sz w:val="17"/>
+              </w:rPr>
+              <w:t>JLC Legislative Committee</w:t>
+            </w:r>
+            <w:r>
+              <w:rPr>
+                <w:sz w:val="17"/>
+              </w:rPr>
+              <w:t>, Virginia War Memorial</w:t>
+            </w:r>
+          </w:p>
+        </w:tc>
+        <w:tc>
+          <w:tcPr>
+            <w:tcW w:type="dxa" w:w="2880"/>
+          </w:tcPr>
+          <w:p>
+            <w:pPr>
+              <w:spacing w:before="20" w:after="20"/>
+              <w:jc w:val="left"/>
+            </w:pPr>
+            <w:r>
+              <w:rPr>
+                <w:sz w:val="17"/>
+              </w:rPr>
+              <w:t xml:space="preserve">"Item VII. Discussion of Initiatives." "Item VIII. Summary. Legislative Chair discussion of initiatives </w:t>
+            </w:r>
+            <w:r>
+              <w:rPr>
+                <w:b/>
+                <w:sz w:val="17"/>
+              </w:rPr>
+              <w:t>to be discussed with DVS and with GAMVC members</w:t>
+            </w:r>
+            <w:r>
+              <w:rPr>
+                <w:sz w:val="17"/>
+              </w:rPr>
+              <w:t>."</w:t>
+            </w:r>
+          </w:p>
+        </w:tc>
+      </w:tr>
+      <w:tr>
+        <w:tc>
+          <w:tcPr>
+            <w:tcW w:type="dxa" w:w="2880"/>
+          </w:tcPr>
+          <w:p>
+            <w:pPr>
+              <w:spacing w:before="20" w:after="20"/>
+              <w:jc w:val="left"/>
+            </w:pPr>
+            <w:r>
+              <w:rPr>
+                <w:b/>
+                <w:sz w:val="17"/>
+              </w:rPr>
+              <w:t>2026-06-10</w:t>
+            </w:r>
+          </w:p>
+        </w:tc>
+        <w:tc>
+          <w:tcPr>
+            <w:tcW w:type="dxa" w:w="2880"/>
+          </w:tcPr>
+          <w:p>
+            <w:pPr>
+              <w:spacing w:before="20" w:after="20"/>
+              <w:jc w:val="left"/>
+            </w:pPr>
+            <w:r>
+              <w:rPr>
+                <w:sz w:val="17"/>
+              </w:rPr>
+              <w:t>JLC board</w:t>
+            </w:r>
+          </w:p>
+        </w:tc>
+        <w:tc>
+          <w:tcPr>
+            <w:tcW w:type="dxa" w:w="2880"/>
+          </w:tcPr>
+          <w:p>
+            <w:pPr>
+              <w:spacing w:before="20" w:after="20"/>
+              <w:jc w:val="left"/>
+            </w:pPr>
+            <w:r>
+              <w:rPr>
+                <w:sz w:val="17"/>
+              </w:rPr>
+              <w:t>"Review of 2026 Legislative Initiatives — Glenn Yarborough, JLC Legislative Officer" (40 minutes)</w:t>
+            </w:r>
+          </w:p>
+        </w:tc>
+      </w:tr>
+      <w:tr>
+        <w:tc>
+          <w:tcPr>
+            <w:tcW w:type="dxa" w:w="2880"/>
+          </w:tcPr>
+          <w:p>
+            <w:pPr>
+              <w:spacing w:before="20" w:after="20"/>
+              <w:jc w:val="left"/>
+            </w:pPr>
+            <w:r>
+              <w:rPr>
+                <w:b/>
+                <w:sz w:val="17"/>
+              </w:rPr>
+              <w:t>2026-09-16</w:t>
+            </w:r>
+          </w:p>
+        </w:tc>
+        <w:tc>
+          <w:tcPr>
+            <w:tcW w:type="dxa" w:w="2880"/>
+          </w:tcPr>
+          <w:p>
+            <w:pPr>
+              <w:spacing w:before="20" w:after="20"/>
+              <w:jc w:val="left"/>
+            </w:pPr>
+            <w:r>
+              <w:rPr>
+                <w:sz w:val="17"/>
+              </w:rPr>
+              <w:t>JLC board</w:t>
+            </w:r>
+          </w:p>
+        </w:tc>
+        <w:tc>
+          <w:tcPr>
+            <w:tcW w:type="dxa" w:w="2880"/>
+          </w:tcPr>
+          <w:p>
+            <w:pPr>
+              <w:spacing w:before="20" w:after="20"/>
+              <w:jc w:val="left"/>
+            </w:pPr>
+            <w:r>
+              <w:rPr>
+                <w:b/>
+                <w:sz w:val="17"/>
+              </w:rPr>
+              <w:t>"Review of 2027 Legislative Initiatives — Katherine Martinez, JLC Chair (11:10–11:50)"</w:t>
+            </w:r>
+          </w:p>
+        </w:tc>
+      </w:tr>
+      <w:tr>
+        <w:tc>
+          <w:tcPr>
+            <w:tcW w:type="dxa" w:w="2880"/>
+          </w:tcPr>
+          <w:p>
+            <w:pPr>
+              <w:spacing w:before="20" w:after="20"/>
+              <w:jc w:val="left"/>
+            </w:pPr>
+            <w:r>
+              <w:rPr>
+                <w:b/>
+                <w:sz w:val="17"/>
+              </w:rPr>
+              <w:t>2026-12-17</w:t>
+            </w:r>
+          </w:p>
+        </w:tc>
+        <w:tc>
+          <w:tcPr>
+            <w:tcW w:type="dxa" w:w="2880"/>
+          </w:tcPr>
+          <w:p>
+            <w:pPr>
+              <w:spacing w:before="20" w:after="20"/>
+              <w:jc w:val="left"/>
+            </w:pPr>
+            <w:r>
+              <w:rPr>
+                <w:sz w:val="17"/>
+              </w:rPr>
+              <w:t>JLC board, Virginia War Memorial, 10:00–12:00</w:t>
+            </w:r>
+          </w:p>
+        </w:tc>
+        <w:tc>
+          <w:tcPr>
+            <w:tcW w:type="dxa" w:w="2880"/>
+          </w:tcPr>
+          <w:p>
+            <w:pPr>
+              <w:spacing w:before="20" w:after="20"/>
+              <w:jc w:val="left"/>
+            </w:pPr>
+            <w:r>
+              <w:rPr>
+                <w:b/>
+                <w:sz w:val="17"/>
+              </w:rPr>
+              <w:t>No agenda posted yet.</w:t>
+            </w:r>
+            <w:r>
+              <w:rPr>
+                <w:sz w:val="17"/>
+              </w:rPr>
+              <w:t xml:space="preserve"> Under the Work Plan structure this is the meeting that reviews additional initiatives not voted on in the fall and reviews the patron list.</w:t>
+            </w:r>
+          </w:p>
+        </w:tc>
+      </w:tr>
+    </w:tbl>
+    <w:p>
+      <w:pPr>
+        <w:spacing w:before="0" w:after="0" w:line="80" w:lineRule="exact"/>
+      </w:pPr>
+      <w:r>
+        <w:rPr>
+          <w:sz w:val="8"/>
+        </w:rPr>
+      </w:r>
+    </w:p>
+    <w:p>
+      <w:pPr>
+        <w:spacing w:before="120" w:after="120"/>
+        <w:ind w:left="480"/>
+      </w:pPr>
+      <w:r>
+        <w:rPr>
+          <w:b/>
+          <w:i/>
+          <w:color w:val="444444"/>
+          <w:sz w:val="20"/>
+        </w:rPr>
+        <w:t>The recurring Work Plan structure</w:t>
+      </w:r>
+      <w:r>
+        <w:rPr>
+          <w:i/>
+          <w:color w:val="444444"/>
+          <w:sz w:val="20"/>
+        </w:rPr>
+        <w:t xml:space="preserve"> (from the </w:t>
+      </w:r>
+      <w:r>
+        <w:rPr>
+          <w:i/>
+          <w:color w:val="444444"/>
+          <w:sz w:val="20"/>
+        </w:rPr>
+        <w:t>JLC 2020 Work Plan</w:t>
+      </w:r>
+      <w:r>
+        <w:rPr>
+          <w:i/>
+          <w:color w:val="444444"/>
+          <w:sz w:val="20"/>
+        </w:rPr>
+        <w:t xml:space="preserve">, Attachment 4 to the minutes of 2019-12-18 — the most recent Work Plan I could retrieve; the current one is behind the 403): spring meeting calls for initiatives for the </w:t>
+      </w:r>
+      <w:r>
+        <w:rPr>
+          <w:i/>
+          <w:color w:val="444444"/>
+          <w:sz w:val="20"/>
+        </w:rPr>
+        <w:t>following</w:t>
+      </w:r>
+      <w:r>
+        <w:rPr>
+          <w:i/>
+          <w:color w:val="444444"/>
+          <w:sz w:val="20"/>
+        </w:rPr>
+        <w:t xml:space="preserve"> session → members submit "</w:t>
+      </w:r>
+      <w:r>
+        <w:rPr>
+          <w:b/>
+          <w:i/>
+          <w:color w:val="444444"/>
+          <w:sz w:val="20"/>
+        </w:rPr>
+        <w:t>NLT Monday, June 15</w:t>
+      </w:r>
+      <w:r>
+        <w:rPr>
+          <w:i/>
+          <w:color w:val="444444"/>
+          <w:sz w:val="20"/>
+        </w:rPr>
+        <w:t xml:space="preserve">… with draft papers </w:t>
+      </w:r>
+      <w:r>
+        <w:rPr>
+          <w:b/>
+          <w:i/>
+          <w:color w:val="444444"/>
+          <w:sz w:val="20"/>
+        </w:rPr>
+        <w:t>preferably in JLC format</w:t>
+      </w:r>
+      <w:r>
+        <w:rPr>
+          <w:i/>
+          <w:color w:val="444444"/>
+          <w:sz w:val="20"/>
+        </w:rPr>
+        <w:t>" → summer meeting, "</w:t>
+      </w:r>
+      <w:r>
+        <w:rPr>
+          <w:b/>
+          <w:i/>
+          <w:color w:val="444444"/>
+          <w:sz w:val="20"/>
+        </w:rPr>
+        <w:t>sponsors of each potential initiative present to JLC. Each initiative is voted on to either continue forward or be rejected</w:t>
+      </w:r>
+      <w:r>
+        <w:rPr>
+          <w:i/>
+          <w:color w:val="444444"/>
+          <w:sz w:val="20"/>
+        </w:rPr>
+        <w:t>" → Aug–Oct position papers and technical review by the DVS Policy Director, member feedback NLT September 15 → fall meeting, "</w:t>
+      </w:r>
+      <w:r>
+        <w:rPr>
+          <w:b/>
+          <w:i/>
+          <w:color w:val="444444"/>
+          <w:sz w:val="20"/>
+        </w:rPr>
+        <w:t>final review</w:t>
+      </w:r>
+      <w:r>
+        <w:rPr>
+          <w:i/>
+          <w:color w:val="444444"/>
+          <w:sz w:val="20"/>
+        </w:rPr>
+        <w:t xml:space="preserve">… </w:t>
+      </w:r>
+      <w:r>
+        <w:rPr>
+          <w:b/>
+          <w:i/>
+          <w:color w:val="444444"/>
+          <w:sz w:val="20"/>
+        </w:rPr>
+        <w:t>adopt and prioritize</w:t>
+      </w:r>
+      <w:r>
+        <w:rPr>
+          <w:i/>
+          <w:color w:val="444444"/>
+          <w:sz w:val="20"/>
+        </w:rPr>
+        <w:t xml:space="preserve">" → November 1, chairman submits the annual report → </w:t>
+      </w:r>
+      <w:r>
+        <w:rPr>
+          <w:b/>
+          <w:i/>
+          <w:color w:val="444444"/>
+          <w:sz w:val="20"/>
+        </w:rPr>
+        <w:t>December meeting: "Review and approve any additional … Initiatives that were not voted on in October" and "Review list of approved General Assembly Patrons."</w:t>
+      </w:r>
+    </w:p>
+    <w:p>
+      <w:pPr>
+        <w:spacing w:before="120" w:after="120"/>
+        <w:ind w:left="480"/>
+      </w:pPr>
+      <w:r>
+        <w:rPr>
+          <w:b/>
+          <w:i/>
+          <w:color w:val="444444"/>
+          <w:sz w:val="20"/>
+        </w:rPr>
+        <w:t>Four operational consequences, and they are the most actionable thing in this annex.</w:t>
+      </w:r>
+    </w:p>
+    <w:p>
+      <w:pPr>
+        <w:spacing w:after="60"/>
+        <w:ind w:left="912" w:hanging="432"/>
+      </w:pPr>
+      <w:r>
+        <w:rPr>
+          <w:b/>
+        </w:rPr>
+        <w:t>1.</w:t>
+        <w:tab/>
+      </w:r>
+      <w:r>
+        <w:rPr>
+          <w:b/>
+        </w:rPr>
+        <w:t>The December 17 meeting is the last internal gate before the 2027 session.</w:t>
+      </w:r>
+      <w:r>
+        <w:t xml:space="preserve"> If this proposal is to be carried by JLC members during session, it has to be in front of the Council on that date — as a position paper </w:t>
+      </w:r>
+      <w:r>
+        <w:rPr>
+          <w:b/>
+        </w:rPr>
+        <w:t>in JLC format</w:t>
+      </w:r>
+      <w:r>
+        <w:t xml:space="preserve">, with a </w:t>
+      </w:r>
+      <w:r>
+        <w:rPr>
+          <w:b/>
+        </w:rPr>
+        <w:t>named sponsoring member organisation prepared to speak to it in front of the whole Council</w:t>
+      </w:r>
+      <w:r>
+        <w:t xml:space="preserve"> (the 2025-04-23 minutes record the Legislative Chair telling members exactly that), and ideally with a patron already confirmed, because the patron list is reviewed at the same meeting.</w:t>
+      </w:r>
+    </w:p>
+    <w:p>
+      <w:pPr>
+        <w:spacing w:after="60"/>
+        <w:ind w:left="912" w:hanging="432"/>
+      </w:pPr>
+      <w:r>
+        <w:rPr>
+          <w:b/>
+        </w:rPr>
+        <w:t>2.</w:t>
+        <w:tab/>
+      </w:r>
+      <w:r>
+        <w:rPr>
+          <w:b/>
+        </w:rPr>
+        <w:t>The route runs through one person, and he is not the Chair.</w:t>
+      </w:r>
+      <w:r>
+        <w:t xml:space="preserve"> </w:t>
+      </w:r>
+      <w:r>
+        <w:rPr>
+          <w:b/>
+        </w:rPr>
+        <w:t>Glenn Yarborough (Association of the United States Army)</w:t>
+      </w:r>
+      <w:r>
+        <w:t xml:space="preserve"> is JLC Legislative Officer and ran the initiative item in both cycles. The Chair changed between June and September 2026; the Legislative Officer did not.</w:t>
+      </w:r>
+    </w:p>
+    <w:p>
+      <w:pPr>
+        <w:spacing w:after="60"/>
+        <w:ind w:left="912" w:hanging="432"/>
+      </w:pPr>
+      <w:r>
+        <w:rPr>
+          <w:b/>
+        </w:rPr>
+        <w:t>3.</w:t>
+        <w:tab/>
+      </w:r>
+      <w:r>
+        <w:rPr>
+          <w:b/>
+        </w:rPr>
+        <w:t>The JLC routes its initiatives to the General Assembly Military and Veterans Caucus as a matter of standing practice</w:t>
+      </w:r>
+      <w:r>
+        <w:t xml:space="preserve">, not as a favour — the 2026-04-14 agenda says so on its face, and the DVS Commissioner's 2025 annual report says the JLC "works closely with legislators… on the bi-partisan General Assembly Military and Veterans Caucus (GAMVC)" year-round. That makes the caucus a cheaper asset than § 6 assumed, and it is reached </w:t>
+      </w:r>
+      <w:r>
+        <w:rPr>
+          <w:i/>
+        </w:rPr>
+        <w:t>through our own client</w:t>
+      </w:r>
+      <w:r>
+        <w:t>.</w:t>
+      </w:r>
+    </w:p>
+    <w:p>
+      <w:pPr>
+        <w:spacing w:after="60"/>
+        <w:ind w:left="912" w:hanging="432"/>
+      </w:pPr>
+      <w:r>
+        <w:rPr>
+          <w:b/>
+        </w:rPr>
+        <w:t>4.</w:t>
+        <w:tab/>
+      </w:r>
+      <w:r>
+        <w:rPr>
+          <w:b/>
+        </w:rPr>
+        <w:t>If December 17 is missed, the clean entry is the 2028 cycle</w:t>
+      </w:r>
+      <w:r>
+        <w:t xml:space="preserve">: a spring 2027 call, submission by </w:t>
+      </w:r>
+      <w:r>
+        <w:rPr>
+          <w:b/>
+        </w:rPr>
+        <w:t>June 15, 2027</w:t>
+      </w:r>
+      <w:r>
+        <w:t>, and screening at the Legislative Committee's spring 2027 meeting. That is a full year's delay and it should be named as such rather than discovered.</w:t>
+      </w:r>
+    </w:p>
+    <w:p>
+      <w:pPr>
+        <w:spacing w:before="120" w:after="120"/>
+        <w:ind w:left="480"/>
+      </w:pPr>
+      <w:r>
+        <w:rPr>
+          <w:b/>
+          <w:i/>
+          <w:color w:val="444444"/>
+          <w:sz w:val="20"/>
+        </w:rPr>
+        <w:t>A JLC precedent in this exact family, and it is better than I reported in v1.0.</w:t>
+      </w:r>
+      <w:r>
+        <w:rPr>
+          <w:i/>
+          <w:color w:val="444444"/>
+          <w:sz w:val="20"/>
+        </w:rPr>
+        <w:t xml:space="preserve"> On 2019-12-18 the JLC received a formal presentation, </w:t>
+      </w:r>
+      <w:r>
+        <w:rPr>
+          <w:i/>
+          <w:color w:val="444444"/>
+          <w:sz w:val="20"/>
+        </w:rPr>
+        <w:t>Report on Military Service as Credit for Teachers</w:t>
+      </w:r>
+      <w:r>
+        <w:rPr>
+          <w:i/>
+          <w:color w:val="444444"/>
+          <w:sz w:val="20"/>
+        </w:rPr>
+        <w:t xml:space="preserve">, from William &amp; Mary MPP students: Maryland and Florida school districts give </w:t>
+      </w:r>
+      <w:r>
+        <w:rPr>
+          <w:b/>
+          <w:i/>
+          <w:color w:val="444444"/>
+          <w:sz w:val="20"/>
+        </w:rPr>
+        <w:t>up to three years of credit for military service</w:t>
+      </w:r>
+      <w:r>
+        <w:rPr>
+          <w:i/>
+          <w:color w:val="444444"/>
+          <w:sz w:val="20"/>
+        </w:rPr>
+        <w:t>, a few Virginia divisions (Virginia Beach, Chesterfield) give up to two, "</w:t>
+      </w:r>
+      <w:r>
+        <w:rPr>
+          <w:b/>
+          <w:i/>
+          <w:color w:val="444444"/>
+          <w:sz w:val="20"/>
+        </w:rPr>
+        <w:t>but it is not state-wide</w:t>
+      </w:r>
+      <w:r>
+        <w:rPr>
+          <w:i/>
+          <w:color w:val="444444"/>
+          <w:sz w:val="20"/>
+        </w:rPr>
+        <w:t xml:space="preserve">"; the study costed "the maximum cost of hiring a new veteran teacher with five years creditable military service" across nine named localities, cited </w:t>
+      </w:r>
+      <w:r>
+        <w:rPr>
+          <w:b/>
+          <w:i/>
+          <w:color w:val="444444"/>
+          <w:sz w:val="20"/>
+        </w:rPr>
+        <w:t>the Virginia Education Association</w:t>
+      </w:r>
+      <w:r>
+        <w:rPr>
+          <w:i/>
+          <w:color w:val="444444"/>
+          <w:sz w:val="20"/>
+        </w:rPr>
+        <w:t xml:space="preserve"> for the Grade 0–Grade 5 salary gap, and recommended </w:t>
+      </w:r>
+      <w:r>
+        <w:rPr>
+          <w:b/>
+          <w:i/>
+          <w:color w:val="444444"/>
+          <w:sz w:val="20"/>
+        </w:rPr>
+        <w:t>"[r]equest collection of veteran data by the Virginia Department of Education."</w:t>
+      </w:r>
+      <w:r>
+        <w:rPr>
+          <w:i/>
+          <w:color w:val="444444"/>
+          <w:sz w:val="20"/>
+        </w:rPr>
+        <w:t xml:space="preserve"> DVS was working the matter with the Deputy Secretary for K-12 Education. </w:t>
+      </w:r>
+      <w:r>
+        <w:rPr>
+          <w:b/>
+          <w:i/>
+          <w:color w:val="444444"/>
+          <w:sz w:val="20"/>
+        </w:rPr>
+        <w:t>Two uses.</w:t>
+      </w:r>
+      <w:r>
+        <w:rPr>
+          <w:i/>
+          <w:color w:val="444444"/>
+          <w:sz w:val="20"/>
+        </w:rPr>
+        <w:t xml:space="preserve"> First, it is documented evidence that the JLC has an appetite for "credit for military service" asks aimed at Virginia public employees, and that it has run one through a cost analysis of named localities — the objection pattern we expect is one it has already lived through. Second, </w:t>
+      </w:r>
+      <w:r>
+        <w:rPr>
+          <w:b/>
+          <w:i/>
+          <w:color w:val="444444"/>
+          <w:sz w:val="20"/>
+        </w:rPr>
+        <w:t>the JLC has already recommended that the Commonwealth collect veteran data on its public workforce</w:t>
+      </w:r>
+      <w:r>
+        <w:rPr>
+          <w:i/>
+          <w:color w:val="444444"/>
+          <w:sz w:val="20"/>
+        </w:rPr>
+        <w:t xml:space="preserve">, which is precisely the denominator gap that killed HB 1867 (§ 5) and that DHRM's "69% unknown" slide still shows. That recommendation is ours to pick up. </w:t>
+      </w:r>
+      <w:r>
+        <w:rPr>
+          <w:b/>
+          <w:i/>
+          <w:color w:val="444444"/>
+          <w:sz w:val="20"/>
+        </w:rPr>
+        <w:t>Label it carefully: that proceeding concerned credit on the teacher salary scale, not creditable service under § 51.1-142.2.</w:t>
+      </w:r>
+      <w:r>
+        <w:rPr>
+          <w:i/>
+          <w:color w:val="444444"/>
+          <w:sz w:val="20"/>
+        </w:rPr>
+        <w:t xml:space="preserve"> They are different instruments and conflating them in front of the subcommittee would be a gift to the opposition. Confidence </w:t>
+      </w:r>
+      <w:r>
+        <w:rPr>
+          <w:b/>
+          <w:i/>
+          <w:color w:val="444444"/>
+          <w:sz w:val="20"/>
+        </w:rPr>
+        <w:t>High</w:t>
+      </w:r>
+      <w:r>
+        <w:rPr>
+          <w:i/>
+          <w:color w:val="444444"/>
+          <w:sz w:val="20"/>
+        </w:rPr>
+        <w:t xml:space="preserve"> on the record of the proceeding; </w:t>
+      </w:r>
+      <w:r>
+        <w:rPr>
+          <w:b/>
+          <w:i/>
+          <w:color w:val="444444"/>
+          <w:sz w:val="20"/>
+        </w:rPr>
+        <w:t>Low</w:t>
+      </w:r>
+      <w:r>
+        <w:rPr>
+          <w:i/>
+          <w:color w:val="444444"/>
+          <w:sz w:val="20"/>
+        </w:rPr>
+        <w:t xml:space="preserve"> on it predicting any current member organisation's position.</w:t>
       </w:r>
     </w:p>
     <w:p>
@@ -6288,7 +7592,7 @@
                 <w:b/>
                 <w:sz w:val="17"/>
               </w:rPr>
-              <w:t>Military and Veterans Caucus</w:t>
+              <w:t>General Assembly Military and Veterans Caucus (GAMVC)</w:t>
             </w:r>
           </w:p>
         </w:tc>
@@ -6305,7 +7609,20 @@
               <w:rPr>
                 <w:sz w:val="17"/>
               </w:rPr>
-              <w:t>Being asked, in the spring, before the JLC slate closes.</w:t>
+              <w:t xml:space="preserve">Being asked </w:t>
+            </w:r>
+            <w:r>
+              <w:rPr>
+                <w:b/>
+                <w:sz w:val="17"/>
+              </w:rPr>
+              <w:t>through the JLC's Legislative Officer, before the 2026-12-17 board meeting</w:t>
+            </w:r>
+            <w:r>
+              <w:rPr>
+                <w:sz w:val="17"/>
+              </w:rPr>
+              <w:t xml:space="preserve"> — the 2026-04-14 Legislative Committee agenda records that the JLC discusses its initiatives "with DVS and with GAMVC members" as a matter of course.</w:t>
             </w:r>
           </w:p>
         </w:tc>
@@ -6337,9 +7654,16 @@
             </w:pPr>
             <w:r>
               <w:rPr>
-                <w:sz w:val="17"/>
-              </w:rPr>
-              <w:t>Cheap, and currently unspent. See U-2.</w:t>
+                <w:b/>
+                <w:sz w:val="17"/>
+              </w:rPr>
+              <w:t>Cheaper than v1.0 assumed, and currently unspent.</w:t>
+            </w:r>
+            <w:r>
+              <w:rPr>
+                <w:sz w:val="17"/>
+              </w:rPr>
+              <w:t xml:space="preserve"> It is reached through our own client rather than cold. The roster is still unverified — see U-2.</w:t>
             </w:r>
           </w:p>
         </w:tc>
@@ -8283,6 +9607,19 @@
               </w:rPr>
               <w:t>U-1</w:t>
             </w:r>
+            <w:r>
+              <w:rPr>
+                <w:sz w:val="17"/>
+              </w:rPr>
+              <w:t xml:space="preserve"> </w:t>
+            </w:r>
+            <w:r>
+              <w:rPr>
+                <w:i/>
+                <w:sz w:val="17"/>
+              </w:rPr>
+              <w:t>(substantially resolved in v1.1 — process and calendar)</w:t>
+            </w:r>
           </w:p>
         </w:tc>
         <w:tc>
@@ -8299,13 +9636,52 @@
                 <w:b/>
                 <w:sz w:val="17"/>
               </w:rPr>
-              <w:t>The JLC's adopted 2027 legislative slate.</w:t>
-            </w:r>
-            <w:r>
-              <w:rPr>
-                <w:sz w:val="17"/>
-              </w:rPr>
-              <w:t xml:space="preserve"> I documented the 2026 cycle in full (17 → 9 → 6 adopted, none VRS-related) and the spring→June process, but could not retrieve the 2027 numbered initiatives. The DVS JLC page returned HTTP 403.</w:t>
+              <w:t>Resolved:</w:t>
+            </w:r>
+            <w:r>
+              <w:rPr>
+                <w:sz w:val="17"/>
+              </w:rPr>
+              <w:t xml:space="preserve"> the JLC's 2027 initiative cycle and its remaining gate. Documented from primary agendas: 2026-03-17 initial plan → 2026-04-14 Legislative Committee screen → 2026-09-16 "Review of 2027 Legislative Initiatives" → </w:t>
+            </w:r>
+            <w:r>
+              <w:rPr>
+                <w:b/>
+                <w:sz w:val="17"/>
+              </w:rPr>
+              <w:t>2026-12-17, the last board meeting before the session.</w:t>
+            </w:r>
+            <w:r>
+              <w:rPr>
+                <w:sz w:val="17"/>
+              </w:rPr>
+              <w:t xml:space="preserve"> The recurring Work Plan assigns the December meeting the review and approval of additional initiatives not voted on in the fall, and the review of the patron list. </w:t>
+            </w:r>
+            <w:r>
+              <w:rPr>
+                <w:b/>
+                <w:sz w:val="17"/>
+              </w:rPr>
+              <w:t>Still unknown:</w:t>
+            </w:r>
+            <w:r>
+              <w:rPr>
+                <w:sz w:val="17"/>
+              </w:rPr>
+              <w:t xml:space="preserve"> the </w:t>
+            </w:r>
+            <w:r>
+              <w:rPr>
+                <w:i/>
+                <w:sz w:val="17"/>
+              </w:rPr>
+              <w:t>contents</w:t>
+            </w:r>
+            <w:r>
+              <w:rPr>
+                <w:sz w:val="17"/>
+              </w:rPr>
+              <w:t xml:space="preserve"> of the adopted 2027 slate — the 2026 minutes are not posted and the DVS initiatives page is 403.</w:t>
             </w:r>
           </w:p>
         </w:tc>
@@ -8320,22 +9696,29 @@
             </w:pPr>
             <w:r>
               <w:rPr>
-                <w:sz w:val="17"/>
-              </w:rPr>
-              <w:t xml:space="preserve">If this proposal is not on the adopted 2027 slate, our own client's members will not carry it to legislators during session, and the bill arrives with no organised constituency in the building. </w:t>
-            </w:r>
-            <w:r>
-              <w:rPr>
                 <w:b/>
                 <w:sz w:val="17"/>
               </w:rPr>
-              <w:t>This is my single biggest unknown and it may be a timing problem rather than a research problem</w:t>
-            </w:r>
-            <w:r>
-              <w:rPr>
-                <w:sz w:val="17"/>
-              </w:rPr>
-              <w:t xml:space="preserve"> — the 2027 slate would have been adopted around June 2026, four months ago.</w:t>
+              <w:t>My v1.0 read was wrong in the client's favour and the correction is the actionable part</w:t>
+            </w:r>
+            <w:r>
+              <w:rPr>
+                <w:sz w:val="17"/>
+              </w:rPr>
+              <w:t xml:space="preserve">: the window is not a closed one that shut in June, it is an open one that closes </w:t>
+            </w:r>
+            <w:r>
+              <w:rPr>
+                <w:b/>
+                <w:sz w:val="17"/>
+              </w:rPr>
+              <w:t>2026-12-17</w:t>
+            </w:r>
+            <w:r>
+              <w:rPr>
+                <w:sz w:val="17"/>
+              </w:rPr>
+              <w:t>. What is now at stake is not whether to ask but whether the package can be in JLC format, with a sponsoring member organisation and a patron, inside 53 days.</w:t>
             </w:r>
           </w:p>
         </w:tc>
@@ -8352,7 +9735,14 @@
               <w:rPr>
                 <w:sz w:val="17"/>
               </w:rPr>
-              <w:t>The DVS JLC initiatives page, or JLC full-Council minutes from mid-2026, via Commonwealth Calendar. Policy Director may simply know the answer from JLCVSO directly.</w:t>
+              <w:t xml:space="preserve">For the slate contents: the DVS JLC initiatives page (403 to automated retrieval — a person opening it in a browser resolves this in a minute), or the 2026-09-16 minutes once posted, or JLCVSO directly. </w:t>
+            </w:r>
+            <w:r>
+              <w:rPr>
+                <w:b/>
+                <w:sz w:val="17"/>
+              </w:rPr>
+              <w:t>Policy Director owns the sequencing decision either way; it does not depend on knowing the slate.</w:t>
             </w:r>
           </w:p>
         </w:tc>
@@ -8374,6 +9764,19 @@
               </w:rPr>
               <w:t>U-2</w:t>
             </w:r>
+            <w:r>
+              <w:rPr>
+                <w:sz w:val="17"/>
+              </w:rPr>
+              <w:t xml:space="preserve"> </w:t>
+            </w:r>
+            <w:r>
+              <w:rPr>
+                <w:i/>
+                <w:sz w:val="17"/>
+              </w:rPr>
+              <w:t>(partly advanced in v1.1)</w:t>
+            </w:r>
           </w:p>
         </w:tc>
         <w:tc>
@@ -8390,7 +9793,39 @@
                 <w:b/>
                 <w:sz w:val="17"/>
               </w:rPr>
-              <w:t>Current membership and co-chairs of the General Assembly Military and Veterans Caucus.</w:t>
+              <w:t>Current membership and co-chairs of the General Assembly Military and Veterans Caucus (GAMVC).</w:t>
+            </w:r>
+            <w:r>
+              <w:rPr>
+                <w:sz w:val="17"/>
+              </w:rPr>
+              <w:t xml:space="preserve"> </w:t>
+            </w:r>
+            <w:r>
+              <w:rPr>
+                <w:b/>
+                <w:sz w:val="17"/>
+              </w:rPr>
+              <w:t>Newly documented:</w:t>
+            </w:r>
+            <w:r>
+              <w:rPr>
+                <w:sz w:val="17"/>
+              </w:rPr>
+              <w:t xml:space="preserve"> the caucus exists under that name, is bipartisan, and the JLC routes initiatives to its members as standing practice (2026-04-14 Legislative Committee agenda, Item VIII; DVS Commissioner's 2025 Annual Report). </w:t>
+            </w:r>
+            <w:r>
+              <w:rPr>
+                <w:b/>
+                <w:sz w:val="17"/>
+              </w:rPr>
+              <w:t>Still unknown:</w:t>
+            </w:r>
+            <w:r>
+              <w:rPr>
+                <w:sz w:val="17"/>
+              </w:rPr>
+              <w:t xml:space="preserve"> the roster and the co-chairs, and therefore whether Sen. Reeves still co-chairs it.</w:t>
             </w:r>
           </w:p>
         </w:tc>
@@ -8407,7 +9842,20 @@
               <w:rPr>
                 <w:sz w:val="17"/>
               </w:rPr>
-              <w:t>The § 8 Senate patron recommendation rests partly on it, and the caucus is the cheapest coalition asset available.</w:t>
+              <w:t xml:space="preserve">The § 8 Senate patron recommendation rests partly on the Reeves caucus claim, which is sourced to a 2018-era item and must not be acted on unverified. The caucus itself is now known to be reachable </w:t>
+            </w:r>
+            <w:r>
+              <w:rPr>
+                <w:i/>
+                <w:sz w:val="17"/>
+              </w:rPr>
+              <w:t>through our own client</w:t>
+            </w:r>
+            <w:r>
+              <w:rPr>
+                <w:sz w:val="17"/>
+              </w:rPr>
+              <w:t xml:space="preserve"> rather than cold.</w:t>
             </w:r>
           </w:p>
         </w:tc>
@@ -8424,7 +9872,7 @@
               <w:rPr>
                 <w:sz w:val="17"/>
               </w:rPr>
-              <w:t>Current caucus roster; the most recent Adjutant General briefing to the caucus.</w:t>
+              <w:t>Current caucus roster; the most recent Adjutant General briefing to the caucus; or simply the JLC Legislative Officer's working list, which the 2026-04-14 agenda implies exists.</w:t>
             </w:r>
           </w:p>
         </w:tc>
@@ -8444,7 +9892,7 @@
                 <w:b/>
                 <w:sz w:val="17"/>
               </w:rPr>
-              <w:t>U-3</w:t>
+              <w:t>U-8</w:t>
             </w:r>
           </w:p>
         </w:tc>
@@ -8462,7 +9910,26 @@
                 <w:b/>
                 <w:sz w:val="17"/>
               </w:rPr>
-              <w:t>Whether VACo's final 2027 program (adoption scheduled 2026-11-10) adds a retirement plank.</w:t>
+              <w:t>Whether the JLC's current (2026) Work Plan retains the December "additional initiatives" item.</w:t>
+            </w:r>
+            <w:r>
+              <w:rPr>
+                <w:sz w:val="17"/>
+              </w:rPr>
+              <w:t xml:space="preserve"> My source for it is the </w:t>
+            </w:r>
+            <w:r>
+              <w:rPr>
+                <w:i/>
+                <w:sz w:val="17"/>
+              </w:rPr>
+              <w:t>2020 Work Plan</w:t>
+            </w:r>
+            <w:r>
+              <w:rPr>
+                <w:sz w:val="17"/>
+              </w:rPr>
+              <w:t>; the Work Plan is re-adopted every December, so the 2026 text may differ.</w:t>
             </w:r>
           </w:p>
         </w:tc>
@@ -8479,7 +9946,7 @@
               <w:rPr>
                 <w:sz w:val="17"/>
               </w:rPr>
-              <w:t>The preliminary program has none. If a VRS or retirement position is added by the steering committees on 11/08, the VACo row moves from categorical to specific and its intensity rises.</w:t>
+              <w:t>It is the difference between a live December channel and a procedural dead end, and the whole v1.1 sequencing recommendation rests on it.</w:t>
             </w:r>
           </w:p>
         </w:tc>
@@ -8496,14 +9963,14 @@
               <w:rPr>
                 <w:sz w:val="17"/>
               </w:rPr>
-              <w:t xml:space="preserve">The final adopted program, after 2026-11-10. </w:t>
+              <w:t xml:space="preserve">The 2026-12-17 agenda when posted (typically days before the meeting), the 2025-12-19 minutes, or the current Work Plan from the DVS page. </w:t>
             </w:r>
             <w:r>
               <w:rPr>
                 <w:b/>
                 <w:sz w:val="17"/>
               </w:rPr>
-              <w:t>This is a dated, checkable item — worth a calendar note.</w:t>
+              <w:t>This is the single cheapest check in this annex and it is worth making before any approach is designed.</w:t>
             </w:r>
           </w:p>
         </w:tc>
@@ -8523,7 +9990,7 @@
                 <w:b/>
                 <w:sz w:val="17"/>
               </w:rPr>
-              <w:t>U-4</w:t>
+              <w:t>U-3</w:t>
             </w:r>
           </w:p>
         </w:tc>
@@ -8541,13 +10008,7 @@
                 <w:b/>
                 <w:sz w:val="17"/>
               </w:rPr>
-              <w:t>VEA's current (2026/2027) legislative agenda.</w:t>
-            </w:r>
-            <w:r>
-              <w:rPr>
-                <w:sz w:val="17"/>
-              </w:rPr>
-              <w:t xml:space="preserve"> The most recent published version I could locate is 2024.</w:t>
+              <w:t>Whether VACo's final 2027 program (adoption scheduled 2026-11-10) adds a retirement plank.</w:t>
             </w:r>
           </w:p>
         </w:tc>
@@ -8564,7 +10025,7 @@
               <w:rPr>
                 <w:sz w:val="17"/>
               </w:rPr>
-              <w:t>VEA is now a beneficiary rather than a bystander, and a current agenda would move the VEA row from Medium to High.</w:t>
+              <w:t>The preliminary program has none. If a VRS or retirement position is added by the steering committees on 11/08, the VACo row moves from categorical to specific and its intensity rises.</w:t>
             </w:r>
           </w:p>
         </w:tc>
@@ -8581,7 +10042,14 @@
               <w:rPr>
                 <w:sz w:val="17"/>
               </w:rPr>
-              <w:t>VEA's published 2027 agenda when posted.</w:t>
+              <w:t xml:space="preserve">The final adopted program, after 2026-11-10. </w:t>
+            </w:r>
+            <w:r>
+              <w:rPr>
+                <w:b/>
+                <w:sz w:val="17"/>
+              </w:rPr>
+              <w:t>This is a dated, checkable item — worth a calendar note.</w:t>
             </w:r>
           </w:p>
         </w:tc>
@@ -8601,7 +10069,7 @@
                 <w:b/>
                 <w:sz w:val="17"/>
               </w:rPr>
-              <w:t>U-5</w:t>
+              <w:t>U-4</w:t>
             </w:r>
           </w:p>
         </w:tc>
@@ -8619,13 +10087,13 @@
                 <w:b/>
                 <w:sz w:val="17"/>
               </w:rPr>
-              <w:t>Whether any bill has previously attempted to extend or remove the § 51.1-142.2 window itself</w:t>
-            </w:r>
-            <w:r>
-              <w:rPr>
-                <w:sz w:val="17"/>
-              </w:rPr>
-              <w:t xml:space="preserve"> (as opposed to adding a category).</w:t>
+              <w:t>VEA's current (2026/2027) legislative agenda.</w:t>
+            </w:r>
+            <w:r>
+              <w:rPr>
+                <w:sz w:val="17"/>
+              </w:rPr>
+              <w:t xml:space="preserve"> The most recent published version I could locate is 2024.</w:t>
             </w:r>
           </w:p>
         </w:tc>
@@ -8642,7 +10110,7 @@
               <w:rPr>
                 <w:sz w:val="17"/>
               </w:rPr>
-              <w:t>A prior failed attempt would be the most directly predictive precedent in existence, and I did not find one. Absence of evidence here is weak evidence of absence: I could not run a code-section search across sessions (legacy LIS rejected the query form and the current LIS is a client-rendered application).</w:t>
+              <w:t>VEA is now a beneficiary rather than a bystander, and a current agenda would move the VEA row from Medium to High.</w:t>
             </w:r>
           </w:p>
         </w:tc>
@@ -8659,7 +10127,7 @@
               <w:rPr>
                 <w:sz w:val="17"/>
               </w:rPr>
-              <w:t>A Division of Legislative Services or LIS staff code-section search on § 51.1-142.2 across sessions 2017–2026. Statutory Researcher is better placed than I am.</w:t>
+              <w:t>VEA's published 2027 agenda when posted.</w:t>
             </w:r>
           </w:p>
         </w:tc>
@@ -8679,7 +10147,7 @@
                 <w:b/>
                 <w:sz w:val="17"/>
               </w:rPr>
-              <w:t>U-6</w:t>
+              <w:t>U-5</w:t>
             </w:r>
           </w:p>
         </w:tc>
@@ -8697,13 +10165,13 @@
                 <w:b/>
                 <w:sz w:val="17"/>
               </w:rPr>
-              <w:t>DHRM's and the Secretary of Administration's actual posture.</w:t>
-            </w:r>
-            <w:r>
-              <w:rPr>
-                <w:sz w:val="17"/>
-              </w:rPr>
-              <w:t xml:space="preserve"> My read is inferred from DHRM's workforce presentation; DHRM has no public position on VRS purchase of service.</w:t>
+              <w:t>Whether any bill has previously attempted to extend or remove the § 51.1-142.2 window itself</w:t>
+            </w:r>
+            <w:r>
+              <w:rPr>
+                <w:sz w:val="17"/>
+              </w:rPr>
+              <w:t xml:space="preserve"> (as opposed to adding a category).</w:t>
             </w:r>
           </w:p>
         </w:tc>
@@ -8720,7 +10188,7 @@
               <w:rPr>
                 <w:sz w:val="17"/>
               </w:rPr>
-              <w:t>A supportive DHRM data submission would partly answer the take-up denominator problem. A silent DHRM leaves the § 30-19.1:7 statement unopposed.</w:t>
+              <w:t>A prior failed attempt would be the most directly predictive precedent in existence, and I did not find one. Absence of evidence here is weak evidence of absence: I could not run a code-section search across sessions (legacy LIS rejected the query form and the current LIS is a client-rendered application).</w:t>
             </w:r>
           </w:p>
         </w:tc>
@@ -8737,7 +10205,7 @@
               <w:rPr>
                 <w:sz w:val="17"/>
               </w:rPr>
-              <w:t>A DHRM legislative position, or an agency-request bill. Not resolvable from the public record alone.</w:t>
+              <w:t>A Division of Legislative Services or LIS staff code-section search on § 51.1-142.2 across sessions 2017–2026. Statutory Researcher is better placed than I am.</w:t>
             </w:r>
           </w:p>
         </w:tc>
@@ -8757,7 +10225,7 @@
                 <w:b/>
                 <w:sz w:val="17"/>
               </w:rPr>
-              <w:t>U-7</w:t>
+              <w:t>U-6</w:t>
             </w:r>
           </w:p>
         </w:tc>
@@ -8775,7 +10243,13 @@
                 <w:b/>
                 <w:sz w:val="17"/>
               </w:rPr>
-              <w:t>Whether VRS would characterise this bill as changing current procedures.</w:t>
+              <w:t>DHRM's and the Secretary of Administration's actual posture.</w:t>
+            </w:r>
+            <w:r>
+              <w:rPr>
+                <w:sz w:val="17"/>
+              </w:rPr>
+              <w:t xml:space="preserve"> My read is inferred from DHRM's workforce presentation; DHRM has no public position on VRS purchase of service.</w:t>
             </w:r>
           </w:p>
         </w:tc>
@@ -8792,7 +10266,7 @@
               <w:rPr>
                 <w:sz w:val="17"/>
               </w:rPr>
-              <w:t>This is the acceptance criterion (§ 3.1) and everything turns on it.</w:t>
+              <w:t>A supportive DHRM data submission would partly answer the take-up denominator problem. A silent DHRM leaves the § 30-19.1:7 statement unopposed.</w:t>
             </w:r>
           </w:p>
         </w:tc>
@@ -8809,6 +10283,78 @@
               <w:rPr>
                 <w:sz w:val="17"/>
               </w:rPr>
+              <w:t>A DHRM legislative position, or an agency-request bill. Not resolvable from the public record alone.</w:t>
+            </w:r>
+          </w:p>
+        </w:tc>
+      </w:tr>
+      <w:tr>
+        <w:tc>
+          <w:tcPr>
+            <w:tcW w:type="dxa" w:w="2160"/>
+          </w:tcPr>
+          <w:p>
+            <w:pPr>
+              <w:spacing w:before="20" w:after="20"/>
+              <w:jc w:val="left"/>
+            </w:pPr>
+            <w:r>
+              <w:rPr>
+                <w:b/>
+                <w:sz w:val="17"/>
+              </w:rPr>
+              <w:t>U-7</w:t>
+            </w:r>
+          </w:p>
+        </w:tc>
+        <w:tc>
+          <w:tcPr>
+            <w:tcW w:type="dxa" w:w="2160"/>
+          </w:tcPr>
+          <w:p>
+            <w:pPr>
+              <w:spacing w:before="20" w:after="20"/>
+              <w:jc w:val="left"/>
+            </w:pPr>
+            <w:r>
+              <w:rPr>
+                <w:b/>
+                <w:sz w:val="17"/>
+              </w:rPr>
+              <w:t>Whether VRS would characterise this bill as changing current procedures.</w:t>
+            </w:r>
+          </w:p>
+        </w:tc>
+        <w:tc>
+          <w:tcPr>
+            <w:tcW w:type="dxa" w:w="2160"/>
+          </w:tcPr>
+          <w:p>
+            <w:pPr>
+              <w:spacing w:before="20" w:after="20"/>
+              <w:jc w:val="left"/>
+            </w:pPr>
+            <w:r>
+              <w:rPr>
+                <w:sz w:val="17"/>
+              </w:rPr>
+              <w:t>This is the acceptance criterion (§ 3.1) and everything turns on it.</w:t>
+            </w:r>
+          </w:p>
+        </w:tc>
+        <w:tc>
+          <w:tcPr>
+            <w:tcW w:type="dxa" w:w="2160"/>
+          </w:tcPr>
+          <w:p>
+            <w:pPr>
+              <w:spacing w:before="20" w:after="20"/>
+              <w:jc w:val="left"/>
+            </w:pPr>
+            <w:r>
+              <w:rPr>
+                <w:sz w:val="17"/>
+              </w:rPr>
               <w:t>The § 30-19.1:7 impact statement itself — which arrives after prefiling, i.e. too late to react to. The Annex A Q1–Q5 and Q13–Q14 data requests to VRS counsel are the only pre-filing channel.</w:t>
             </w:r>
           </w:p>
@@ -9742,7 +11288,7 @@
         <w:t>HTTP 403, not retrieved</w:t>
       </w:r>
       <w:r>
-        <w:t xml:space="preserve"> (see U-1)</w:t>
+        <w:t xml:space="preserve"> (see U-1). Re-attempted 2026-10-25 with a browser user agent; still 403, so this is bot filtering rather than a dead page, and a person with a browser can retrieve it.</w:t>
       </w:r>
     </w:p>
     <w:p>
@@ -9765,6 +11311,410 @@
           <w:b/>
         </w:rPr>
         <w:t>not independently retrieved in primary form</w:t>
+      </w:r>
+    </w:p>
+    <w:p>
+      <w:r>
+        <w:rPr>
+          <w:b/>
+        </w:rPr>
+        <w:t>Added in v1.1 — the JLC 2027 cycle</w:t>
+      </w:r>
+      <w:r>
+        <w:t xml:space="preserve"> (all retrieved 2026-10-25; the Commonwealth Calendar event records and their attachments were reached through the calendar's own keyword search for "Joint Leadership Council" over 2026)</w:t>
+      </w:r>
+    </w:p>
+    <w:p>
+      <w:pPr>
+        <w:spacing w:after="60"/>
+        <w:ind w:left="432" w:hanging="432"/>
+      </w:pPr>
+      <w:r>
+        <w:rPr>
+          <w:b/>
+        </w:rPr>
+        <w:t>41.</w:t>
+        <w:tab/>
+      </w:r>
+      <w:r>
+        <w:rPr>
+          <w:b/>
+        </w:rPr>
+        <w:t>JLC draft agenda, 2026-03-17</w:t>
+      </w:r>
+      <w:r>
+        <w:t xml:space="preserve"> (James Monroe Building) — "After Action Review of JLC Initiatives for 2026 General Assembly"; </w:t>
+      </w:r>
+      <w:r>
+        <w:rPr>
+          <w:b/>
+        </w:rPr>
+        <w:t>"Initial plan/discussion for 2027 Initiatives — Glenn Yarborough, Legislative Officer"</w:t>
+      </w:r>
+      <w:r>
+        <w:t xml:space="preserve">; Timothy Williams as Secretary of Veterans and Defense Affairs, Lesley Kipling as Deputy Secretary, </w:t>
+      </w:r>
+      <w:r>
+        <w:rPr>
+          <w:b/>
+        </w:rPr>
+        <w:t>John Maxwell as DVS Commissioner</w:t>
+      </w:r>
+      <w:r>
+        <w:t xml:space="preserve">; approval of the 2025-12-19 minutes; Nominating Committee report on 2026-2027 elected officers — </w:t>
+      </w:r>
+      <w:r>
+        <w:rPr>
+          <w:rFonts w:ascii="Consolas" w:hAnsi="Consolas"/>
+          <w:color w:val="303030"/>
+          <w:sz w:val="18"/>
+        </w:rPr>
+        <w:t>commonwealthcalendar.virginia.gov/File/Index/81942</w:t>
+      </w:r>
+      <w:r>
+        <w:t xml:space="preserve"> (event 76649)</w:t>
+      </w:r>
+    </w:p>
+    <w:p>
+      <w:pPr>
+        <w:spacing w:after="60"/>
+        <w:ind w:left="432" w:hanging="432"/>
+      </w:pPr>
+      <w:r>
+        <w:rPr>
+          <w:b/>
+        </w:rPr>
+        <w:t>42.</w:t>
+        <w:tab/>
+      </w:r>
+      <w:r>
+        <w:rPr>
+          <w:b/>
+        </w:rPr>
+        <w:t>JLC Legislative Committee agenda, 2026-04-14</w:t>
+      </w:r>
+      <w:r>
+        <w:t xml:space="preserve">, 1000–1200, Schumann Conference Room, Virginia War Memorial — "Item VII. Discussion of Initiatives"; </w:t>
+      </w:r>
+      <w:r>
+        <w:rPr>
+          <w:b/>
+        </w:rPr>
+        <w:t>"Item VIII. Summary. Legislative Chair discussion of initiatives to be discussed with DVS and with GAMVC members"</w:t>
+      </w:r>
+      <w:r>
+        <w:t xml:space="preserve">; Glenn Yarborough as Legislative Chair — </w:t>
+      </w:r>
+      <w:r>
+        <w:rPr>
+          <w:rFonts w:ascii="Consolas" w:hAnsi="Consolas"/>
+          <w:color w:val="303030"/>
+          <w:sz w:val="18"/>
+        </w:rPr>
+        <w:t>commonwealthcalendar.virginia.gov/File/Index/82386</w:t>
+      </w:r>
+      <w:r>
+        <w:t xml:space="preserve"> (event 77111)</w:t>
+      </w:r>
+    </w:p>
+    <w:p>
+      <w:pPr>
+        <w:spacing w:after="60"/>
+        <w:ind w:left="432" w:hanging="432"/>
+      </w:pPr>
+      <w:r>
+        <w:rPr>
+          <w:b/>
+        </w:rPr>
+        <w:t>43.</w:t>
+        <w:tab/>
+      </w:r>
+      <w:r>
+        <w:rPr>
+          <w:b/>
+        </w:rPr>
+        <w:t>JLC draft agenda, 2026-06-10</w:t>
+      </w:r>
+      <w:r>
+        <w:t xml:space="preserve"> — "IX. Review of 2026 Legislative Initiatives — Glenn Yarborough, JLC Legislative Officer (10:50–11:35)"; Bill Aramony still in the chair — </w:t>
+      </w:r>
+      <w:r>
+        <w:rPr>
+          <w:rFonts w:ascii="Consolas" w:hAnsi="Consolas"/>
+          <w:color w:val="303030"/>
+          <w:sz w:val="18"/>
+        </w:rPr>
+        <w:t>commonwealthcalendar.virginia.gov/File/Index/83157</w:t>
+      </w:r>
+      <w:r>
+        <w:t xml:space="preserve"> (event 76651)</w:t>
+      </w:r>
+    </w:p>
+    <w:p>
+      <w:pPr>
+        <w:spacing w:after="60"/>
+        <w:ind w:left="432" w:hanging="432"/>
+      </w:pPr>
+      <w:r>
+        <w:rPr>
+          <w:b/>
+        </w:rPr>
+        <w:t>44.</w:t>
+        <w:tab/>
+      </w:r>
+      <w:r>
+        <w:rPr>
+          <w:b/>
+        </w:rPr>
+        <w:t>JLC draft agenda, 2026-09-16</w:t>
+      </w:r>
+      <w:r>
+        <w:t xml:space="preserve"> — </w:t>
+      </w:r>
+      <w:r>
+        <w:rPr>
+          <w:b/>
+        </w:rPr>
+        <w:t>"Review of 2027 Legislative Initiatives — Katherine Martinez, JLC Chair (11:10–11:50)"</w:t>
+      </w:r>
+      <w:r>
+        <w:t xml:space="preserve">; Martinez in the chair; John Maxwell as Commissioner; "JLC Day on the Hill Discussion" under New Business — </w:t>
+      </w:r>
+      <w:r>
+        <w:rPr>
+          <w:rFonts w:ascii="Consolas" w:hAnsi="Consolas"/>
+          <w:color w:val="303030"/>
+          <w:sz w:val="18"/>
+        </w:rPr>
+        <w:t>commonwealthcalendar.virginia.gov/File/Index/84114</w:t>
+      </w:r>
+      <w:r>
+        <w:t xml:space="preserve"> (events 76653 and 78522; identical document) — </w:t>
+      </w:r>
+      <w:r>
+        <w:rPr>
+          <w:b/>
+        </w:rPr>
+        <w:t>minutes not posted as of retrieval</w:t>
+      </w:r>
+    </w:p>
+    <w:p>
+      <w:pPr>
+        <w:spacing w:after="60"/>
+        <w:ind w:left="432" w:hanging="432"/>
+      </w:pPr>
+      <w:r>
+        <w:rPr>
+          <w:b/>
+        </w:rPr>
+        <w:t>45.</w:t>
+        <w:tab/>
+      </w:r>
+      <w:r>
+        <w:rPr>
+          <w:b/>
+        </w:rPr>
+        <w:t>JLC board meeting event record, 2026-12-17</w:t>
+      </w:r>
+      <w:r>
+        <w:t xml:space="preserve">, 10:00 AM–12:00 PM, 621 South Belvidere Street, Richmond, sponsored by DVS — </w:t>
+      </w:r>
+      <w:r>
+        <w:rPr>
+          <w:b/>
+        </w:rPr>
+        <w:t>no agenda or materials posted as of retrieval</w:t>
+      </w:r>
+      <w:r>
+        <w:t xml:space="preserve"> — </w:t>
+      </w:r>
+      <w:r>
+        <w:rPr>
+          <w:rFonts w:ascii="Consolas" w:hAnsi="Consolas"/>
+          <w:color w:val="303030"/>
+          <w:sz w:val="18"/>
+        </w:rPr>
+        <w:t>commonwealthcalendar.virginia.gov/Event/Details/76654</w:t>
+      </w:r>
+      <w:r>
+        <w:t xml:space="preserve"> (duplicate listing 76657)</w:t>
+      </w:r>
+    </w:p>
+    <w:p>
+      <w:pPr>
+        <w:spacing w:after="60"/>
+        <w:ind w:left="432" w:hanging="432"/>
+      </w:pPr>
+      <w:r>
+        <w:rPr>
+          <w:b/>
+        </w:rPr>
+        <w:t>46.</w:t>
+        <w:tab/>
+      </w:r>
+      <w:r>
+        <w:rPr>
+          <w:b/>
+        </w:rPr>
+        <w:t xml:space="preserve">JLC minutes, 2019-12-18, Attachment 4: </w:t>
+      </w:r>
+      <w:r>
+        <w:rPr>
+          <w:b/>
+          <w:i/>
+        </w:rPr>
+        <w:t>JLC 2020 Work Plan</w:t>
+      </w:r>
+      <w:r>
+        <w:t xml:space="preserve"> — the full annual cycle: spring call for initiatives; "NLT Monday, June 15 — JLC members submit potential initiatives, with draft papers preferably in JLC format"; summer meeting, "Sponsors of each potential … Initiative present to JLC. Each initiative is voted on to either continue forward or be rejected"; member feedback NLT September 15; fall meeting, "Final Review … Adopt and prioritize"; "November 1 — JLC Chairman submits Annual Report to DVS Commissioner and BVS Chairman"; </w:t>
+      </w:r>
+      <w:r>
+        <w:rPr>
+          <w:b/>
+        </w:rPr>
+        <w:t>December meeting, "Review and approve any additional … Initiatives that were not voted on in October," "Review list of approved General Assembly Patrons," "Adopt … Work Plan"</w:t>
+      </w:r>
+      <w:r>
+        <w:t xml:space="preserve"> — </w:t>
+      </w:r>
+      <w:r>
+        <w:rPr>
+          <w:rFonts w:ascii="Consolas" w:hAnsi="Consolas"/>
+          <w:color w:val="303030"/>
+          <w:sz w:val="18"/>
+        </w:rPr>
+        <w:t>commonwealthcalendar.virginia.gov/File/Index/17796</w:t>
+      </w:r>
+      <w:r>
+        <w:t xml:space="preserve">. </w:t>
+      </w:r>
+      <w:r>
+        <w:rPr>
+          <w:b/>
+        </w:rPr>
+        <w:t>This is the 2020 Work Plan, not the current one (U-8).</w:t>
+      </w:r>
+    </w:p>
+    <w:p>
+      <w:pPr>
+        <w:spacing w:after="60"/>
+        <w:ind w:left="432" w:hanging="432"/>
+      </w:pPr>
+      <w:r>
+        <w:rPr>
+          <w:b/>
+        </w:rPr>
+        <w:t>47.</w:t>
+        <w:tab/>
+      </w:r>
+      <w:r>
+        <w:rPr>
+          <w:b/>
+        </w:rPr>
+        <w:t xml:space="preserve">JLC minutes, 2019-12-18, Item: </w:t>
+      </w:r>
+      <w:r>
+        <w:rPr>
+          <w:b/>
+          <w:i/>
+        </w:rPr>
+        <w:t>Report on Military Service as Credit for Teachers</w:t>
+      </w:r>
+      <w:r>
+        <w:t xml:space="preserve"> (William &amp; Mary MPP students) — Maryland and Florida districts give up to three years' credit for military service; Virginia Beach and Chesterfield up to two, "but it is not state-wide"; nine named localities costed for "the maximum cost of hiring a new veteran teacher with five years creditable military service"; VEA cited for the $1,930 Grade 0–Grade 5 salary gap; recommendation to "[r]equest collection of veteran data by the Virginia Department of Education"; DVS working the matter with the Deputy Secretary for K-12 Education — same document as source 46. </w:t>
+      </w:r>
+      <w:r>
+        <w:rPr>
+          <w:b/>
+        </w:rPr>
+        <w:t>Salary-scale credit, not § 51.1-142.2 creditable service.</w:t>
+      </w:r>
+    </w:p>
+    <w:p>
+      <w:pPr>
+        <w:spacing w:after="60"/>
+        <w:ind w:left="432" w:hanging="432"/>
+      </w:pPr>
+      <w:r>
+        <w:rPr>
+          <w:b/>
+        </w:rPr>
+        <w:t>48.</w:t>
+        <w:tab/>
+      </w:r>
+      <w:r>
+        <w:rPr>
+          <w:b/>
+        </w:rPr>
+        <w:t>DVS, Commissioner's 2025 Annual Report</w:t>
+      </w:r>
+      <w:r>
+        <w:t xml:space="preserve"> (RD986, 2025), pp. 26–27 and Appendix J — JLC composition (27 VSOs); the 2025-session advocacy record; the 2025-2026 priority proposals in prose; </w:t>
+      </w:r>
+      <w:r>
+        <w:rPr>
+          <w:b/>
+        </w:rPr>
+        <w:t>"JLC works closely with legislators, including Delegates and Senators on the bi-partisan General Assembly Military and Veterans Caucus (GAMVC)"</w:t>
+      </w:r>
+      <w:r>
+        <w:t xml:space="preserve">; </w:t>
+      </w:r>
+      <w:r>
+        <w:rPr>
+          <w:b/>
+        </w:rPr>
+        <w:t>"January 15, 2026 is JLC Day on the Hill"</w:t>
+      </w:r>
+      <w:r>
+        <w:t xml:space="preserve">; Zingler signing as Commissioner and Aramony as JLC Chair; § 2.2-2682 powers and duties — </w:t>
+      </w:r>
+      <w:r>
+        <w:rPr>
+          <w:rFonts w:ascii="Consolas" w:hAnsi="Consolas"/>
+          <w:color w:val="303030"/>
+          <w:sz w:val="18"/>
+        </w:rPr>
+        <w:t>rga.lis.virginia.gov/Published/2025/RD986/PDF</w:t>
+      </w:r>
+    </w:p>
+    <w:p>
+      <w:pPr>
+        <w:spacing w:after="60"/>
+        <w:ind w:left="432" w:hanging="432"/>
+      </w:pPr>
+      <w:r>
+        <w:rPr>
+          <w:b/>
+        </w:rPr>
+        <w:t>49.</w:t>
+        <w:tab/>
+      </w:r>
+      <w:r>
+        <w:rPr>
+          <w:b/>
+        </w:rPr>
+        <w:t>Constitution of Virginia, Art. IV, § 6</w:t>
+      </w:r>
+      <w:r>
+        <w:t xml:space="preserve"> — "no regular session … convened in an odd-numbered year shall continue longer than thirty days; but with the concurrence of two-thirds of the members elected to each house, any regular session may be extended." </w:t>
+      </w:r>
+      <w:r>
+        <w:rPr>
+          <w:b/>
+        </w:rPr>
+        <w:t>2027 is a short session</w:t>
+      </w:r>
+      <w:r>
+        <w:t xml:space="preserve"> — the basis for the calendar-survival argument in § 11 — </w:t>
+      </w:r>
+      <w:r>
+        <w:rPr>
+          <w:rFonts w:ascii="Consolas" w:hAnsi="Consolas"/>
+          <w:color w:val="303030"/>
+          <w:sz w:val="18"/>
+        </w:rPr>
+        <w:t>law.lis.virginia.gov/constitution/article4/section6/</w:t>
       </w:r>
     </w:p>
     <w:p>
@@ -10241,9 +12191,36 @@
             </w:pPr>
             <w:r>
               <w:rPr>
-                <w:sz w:val="17"/>
-              </w:rPr>
-              <w:t>§ 6 opt-in recommendation (keep on the Q12 ladder as rung two); § 8 patron recommendations, with U-2 to be verified first; the § 3.1 tension between Annex A v1.1's wide schedule authority and the "no new rate-setting by the Board" claim that A-3 was selected to preserve; and U-1, which may be a closed window rather than an open question.</w:t>
+                <w:b/>
+                <w:sz w:val="17"/>
+              </w:rPr>
+              <w:t>Time-critical, and it is the only item in this annex with a deadline inside the year: the JLC's last board meeting before the 2027 session is 2026-12-17.</w:t>
+            </w:r>
+            <w:r>
+              <w:rPr>
+                <w:sz w:val="17"/>
+              </w:rPr>
+              <w:t xml:space="preserve"> The package needs a decision on whether to seek a place on the 2027 slate at that meeting — which requires a JLC-format position paper, a sponsoring member organisation willing to speak to it before the full Council, and ideally a confirmed patron, since the patron list is reviewed at the same meeting — or to accept a one-year slip to the 2028 cycle (submission by 2027-06-15). The approach runs through </w:t>
+            </w:r>
+            <w:r>
+              <w:rPr>
+                <w:b/>
+                <w:sz w:val="17"/>
+              </w:rPr>
+              <w:t>Glenn Yarborough, JLC Legislative Officer</w:t>
+            </w:r>
+            <w:r>
+              <w:rPr>
+                <w:sz w:val="17"/>
+              </w:rPr>
+              <w:t xml:space="preserve">, not the Chair. Also still owed: § 6 opt-in recommendation (ratified 2026-10-25 as rung two); § 8 patron recommendations, with U-2 unverified; and the § 3.1 tension between Annex A v1.1's wide schedule authority and the "no new rate-setting by the Board" claim that A-3 was selected to preserve. </w:t>
+            </w:r>
+            <w:r>
+              <w:rPr>
+                <w:b/>
+                <w:sz w:val="17"/>
+              </w:rPr>
+              <w:t>Nothing in this annex involves contacting anyone; the approach itself is JLCVSO's to make, not ours.</w:t>
             </w:r>
           </w:p>
         </w:tc>

--- a/briefs/2027-military-service-credit-cost-window/06-Annex-C-Stakeholder-Analysis.docx
+++ b/briefs/2027-military-service-credit-cost-window/06-Annex-C-Stakeholder-Analysis.docx
@@ -15,7 +15,7 @@
         <w:rPr>
           <w:b/>
         </w:rPr>
-        <w:t>Version 1.1 — 2026-10-25</w:t>
+        <w:t>Version 1.2 — 2026-10-25</w:t>
       </w:r>
       <w:r>
         <w:t xml:space="preserve"> </w:t>
@@ -224,6 +224,255 @@
           <w:sz w:val="20"/>
         </w:rPr>
         <w:t xml:space="preserve"> ("General fund cost: $0" is contradicted by the package's own who-bears table) changes the headline claim and raises the stakes on the Commission on Local Government — see § 2 and § 3.3. Neither finding weakens the political case; both narrow the claims it can be built from.</w:t>
+      </w:r>
+    </w:p>
+    <w:p>
+      <w:pPr>
+        <w:pStyle w:val="Heading3"/>
+        <w:ind w:left="480"/>
+      </w:pPr>
+      <w:r>
+        <w:t>What changed in v1.2 (2026-10-25)</w:t>
+      </w:r>
+    </w:p>
+    <w:p>
+      <w:pPr>
+        <w:spacing w:before="120" w:after="120"/>
+        <w:ind w:left="480"/>
+      </w:pPr>
+      <w:r>
+        <w:rPr>
+          <w:b/>
+          <w:i/>
+          <w:color w:val="444444"/>
+          <w:sz w:val="20"/>
+        </w:rPr>
+        <w:t>Three corrections, none of which changes a political read.</w:t>
+      </w:r>
+    </w:p>
+    <w:p>
+      <w:pPr>
+        <w:spacing w:after="60"/>
+        <w:ind w:left="912" w:hanging="432"/>
+      </w:pPr>
+      <w:r>
+        <w:rPr>
+          <w:b/>
+        </w:rPr>
+        <w:t>1.</w:t>
+        <w:tab/>
+      </w:r>
+      <w:r>
+        <w:rPr>
+          <w:b/>
+        </w:rPr>
+        <w:t>Every cost figure in this annex is now a pointer, not a restatement.</w:t>
+      </w:r>
+      <w:r>
+        <w:t xml:space="preserve"> v1.1</w:t>
+      </w:r>
+    </w:p>
+    <w:p>
+      <w:pPr>
+        <w:spacing w:before="120" w:after="120"/>
+        <w:ind w:left="480"/>
+      </w:pPr>
+      <w:r>
+        <w:rPr>
+          <w:i/>
+          <w:color w:val="444444"/>
+          <w:sz w:val="20"/>
+        </w:rPr>
+        <w:t xml:space="preserve">carried </w:t>
+      </w:r>
+      <w:r>
+        <w:rPr>
+          <w:b/>
+          <w:i/>
+          <w:color w:val="444444"/>
+          <w:sz w:val="20"/>
+        </w:rPr>
+        <w:t>"$13M–$182M"</w:t>
+      </w:r>
+      <w:r>
+        <w:rPr>
+          <w:i/>
+          <w:color w:val="444444"/>
+          <w:sz w:val="20"/>
+        </w:rPr>
+        <w:t xml:space="preserve"> in four places. That band is </w:t>
+      </w:r>
+      <w:r>
+        <w:rPr>
+          <w:b/>
+          <w:i/>
+          <w:color w:val="444444"/>
+          <w:sz w:val="20"/>
+        </w:rPr>
+        <w:t>retracted package-wide</w:t>
+      </w:r>
+      <w:r>
+        <w:rPr>
+          <w:i/>
+          <w:color w:val="444444"/>
+          <w:sz w:val="20"/>
+        </w:rPr>
+        <w:t xml:space="preserve"> (red team S-3 and S-5; see the lead attorney's banner in the brief README). The current authority is </w:t>
+      </w:r>
+      <w:r>
+        <w:rPr>
+          <w:rFonts w:ascii="Consolas" w:hAnsi="Consolas"/>
+          <w:b/>
+          <w:i/>
+          <w:color w:val="303030"/>
+          <w:sz w:val="18"/>
+        </w:rPr>
+        <w:t>00-ONE-PAGE-BRIEF.md</w:t>
+      </w:r>
+      <w:r>
+        <w:rPr>
+          <w:b/>
+          <w:i/>
+          <w:color w:val="444444"/>
+          <w:sz w:val="20"/>
+        </w:rPr>
+        <w:t xml:space="preserve"> v1.3</w:t>
+      </w:r>
+      <w:r>
+        <w:rPr>
+          <w:i/>
+          <w:color w:val="444444"/>
+          <w:sz w:val="20"/>
+        </w:rPr>
+        <w:t xml:space="preserve">. Cost figures are the Fiscal &amp; Impact Modeler's, and this annex should never have been a second place to read them — the four occurrences are replaced with a pointer so this annex cannot diverge from the model again. </w:t>
+      </w:r>
+      <w:r>
+        <w:rPr>
+          <w:b/>
+          <w:i/>
+          <w:color w:val="444444"/>
+          <w:sz w:val="20"/>
+        </w:rPr>
+        <w:t xml:space="preserve">The three-way exposure-split figures still quoted in § 2 and § 3.3 ($20M–$40M state, $13M–$33M school divisions, $23M–$45M localities) are from the pre-correction grid and are used here only for the </w:t>
+      </w:r>
+      <w:r>
+        <w:rPr>
+          <w:b/>
+          <w:i/>
+          <w:color w:val="444444"/>
+          <w:sz w:val="20"/>
+        </w:rPr>
+        <w:t>shape</w:t>
+      </w:r>
+      <w:r>
+        <w:rPr>
+          <w:b/>
+          <w:i/>
+          <w:color w:val="444444"/>
+          <w:sz w:val="20"/>
+        </w:rPr>
+        <w:t xml:space="preserve"> of the split, which the correction does not change. Do not quote them as amounts.</w:t>
+      </w:r>
+    </w:p>
+    <w:p>
+      <w:pPr>
+        <w:spacing w:after="60"/>
+        <w:ind w:left="912" w:hanging="432"/>
+      </w:pPr>
+      <w:r>
+        <w:rPr>
+          <w:b/>
+        </w:rPr>
+        <w:t>2.</w:t>
+        <w:tab/>
+      </w:r>
+      <w:r>
+        <w:rPr>
+          <w:b/>
+        </w:rPr>
+        <w:t>The Virginia National Guard Association's name is corrected</w:t>
+      </w:r>
+      <w:r>
+        <w:t xml:space="preserve"> in § 3.4 (v1.1</w:t>
+      </w:r>
+    </w:p>
+    <w:p>
+      <w:pPr>
+        <w:spacing w:before="120" w:after="120"/>
+        <w:ind w:left="480"/>
+      </w:pPr>
+      <w:r>
+        <w:rPr>
+          <w:i/>
+          <w:color w:val="444444"/>
+          <w:sz w:val="20"/>
+        </w:rPr>
+        <w:t>said "National Guard Association of Virginia"), and its JLC seat is now documented rather than inferred.</w:t>
+      </w:r>
+    </w:p>
+    <w:p>
+      <w:pPr>
+        <w:spacing w:after="60"/>
+        <w:ind w:left="912" w:hanging="432"/>
+      </w:pPr>
+      <w:r>
+        <w:rPr>
+          <w:b/>
+        </w:rPr>
+        <w:t>3.</w:t>
+        <w:tab/>
+      </w:r>
+      <w:r>
+        <w:rPr>
+          <w:b/>
+        </w:rPr>
+        <w:t>The sponsoring-organisation question in § 11 has been answered</w:t>
+      </w:r>
+      <w:r>
+        <w:t xml:space="preserve"> and is now</w:t>
+      </w:r>
+    </w:p>
+    <w:p>
+      <w:pPr>
+        <w:spacing w:before="120" w:after="120"/>
+        <w:ind w:left="480"/>
+      </w:pPr>
+      <w:hyperlink r:id="rId10">
+        <w:r>
+          <w:rPr>
+            <w:rFonts w:ascii="Calibri" w:hAnsi="Calibri"/>
+            <w:color w:val="1A4F8A"/>
+            <w:u w:val="single"/>
+            <w:sz w:val="20"/>
+            <w:b/>
+          </w:rPr>
+          <w:t xml:space="preserve">Annex D</w:t>
+        </w:r>
+      </w:hyperlink>
+      <w:r>
+        <w:rPr>
+          <w:i/>
+          <w:color w:val="444444"/>
+          <w:sz w:val="20"/>
+        </w:rPr>
+        <w:t xml:space="preserve">. Annex D's § 4 finds a statutory eligibility asymmetry that </w:t>
+      </w:r>
+      <w:r>
+        <w:rPr>
+          <w:b/>
+          <w:i/>
+          <w:color w:val="444444"/>
+          <w:sz w:val="20"/>
+        </w:rPr>
+        <w:t>changes the § 3.4 read on which member organisations are well served by this bill</w:t>
+      </w:r>
+      <w:r>
+        <w:rPr>
+          <w:i/>
+          <w:color w:val="444444"/>
+          <w:sz w:val="20"/>
+        </w:rPr>
+        <w:t xml:space="preserve"> — § 51.1-142.2 B 3 bars the regular 20-year retiree and the 10 U.S.C. ch. 1223 exception protects the Guard and Reserve member. § 3.4's row on individual member organisations is corrected accordingly.</w:t>
       </w:r>
     </w:p>
     <w:p>
@@ -727,7 +976,30 @@
               <w:rPr>
                 <w:sz w:val="17"/>
               </w:rPr>
-              <w:t xml:space="preserve"> Unfunded liability from (i) the gap between approximate normal cost and actuarial equivalent cost, and (ii) retirement-date acceleration. Modelled one-time present value $13M–$182M depending on pool and take-up (Annex 2 Closure, FM-4 § 4.4).</w:t>
+              <w:t xml:space="preserve"> Unfunded liability from (i) the gap between approximate normal cost and actuarial equivalent cost, and (ii) retirement-date acceleration. Modelled one-time present value depending on pool and take-up — </w:t>
+            </w:r>
+            <w:r>
+              <w:rPr>
+                <w:b/>
+                <w:sz w:val="17"/>
+              </w:rPr>
+              <w:t xml:space="preserve">for the figure, see the current package authority at </w:t>
+            </w:r>
+            <w:r>
+              <w:rPr>
+                <w:rFonts w:ascii="Consolas" w:hAnsi="Consolas"/>
+                <w:b/>
+                <w:color w:val="303030"/>
+                <w:sz w:val="18"/>
+              </w:rPr>
+              <w:t>00-ONE-PAGE-BRIEF.md</w:t>
+            </w:r>
+            <w:r>
+              <w:rPr>
+                <w:b/>
+                <w:sz w:val="17"/>
+              </w:rPr>
+              <w:t xml:space="preserve"> v1.3; "$13M–$182M" is retracted.</w:t>
             </w:r>
           </w:p>
         </w:tc>
@@ -3029,7 +3301,18 @@
         <w:t>Conflict to flag to the Fiscal &amp; Impact Modeler.</w:t>
       </w:r>
       <w:r>
-        <w:t xml:space="preserve"> VACo and VML will characterise this as an unfunded mandate with a cost to localities. Our model says $0 general fund and a $13M–$182M one-time present value borne through employer contribution rates. Both statements can be true at once, and the package already says so. But </w:t>
+        <w:t xml:space="preserve"> VACo and VML will characterise this as an unfunded mandate with a cost to localities. Our model says no appropriation ask plus a one-time present value borne through employer contribution rates (figure at </w:t>
+      </w:r>
+      <w:r>
+        <w:rPr>
+          <w:rFonts w:ascii="Consolas" w:hAnsi="Consolas"/>
+          <w:color w:val="303030"/>
+          <w:sz w:val="18"/>
+        </w:rPr>
+        <w:t>00</w:t>
+      </w:r>
+      <w:r>
+        <w:t xml:space="preserve"> v1.3). Both statements can be true at once, and the package already says so. But </w:t>
       </w:r>
       <w:r>
         <w:rPr>
@@ -3044,7 +3327,7 @@
         <w:rPr>
           <w:b/>
         </w:rPr>
-        <w:t>Requested of Fiscal &amp; Impact Modeler as a discrete deliverable.</w:t>
+        <w:t>Requested of Fiscal &amp; Impact Modeler as a discrete deliverable — partially delivered as of 2026-10-25; see § 11.</w:t>
       </w:r>
       <w:r>
         <w:t xml:space="preserve"> For scale, the Board-certified FY27/FY28 rates are: public school teachers 12.20%, state employees 11.07%, SPORS 31.67%, VaLORS 22.60%, JRS 30.49%; VACo reports the average actuarially determined political-subdivision DB rate at 4.98% without enhanced hazardous duty and 12.32% with it.</w:t>
@@ -3463,7 +3746,20 @@
               <w:rPr>
                 <w:sz w:val="17"/>
               </w:rPr>
-              <w:t xml:space="preserve"> — American Legion, VFW, DAV, MOAA (Virginia Council of Chapters), AUSA, Fleet Reserve Association, National Guard Association of Virginia, Reserve Organization of America, Student Veterans of America, IAVA, Northern Virginia Veterans Association, HOPE for the Warriors, Military Order of the World Wars, Navy League, Missing in America Project</w:t>
+              <w:t xml:space="preserve"> — American Legion, VFW, DAV, MOAA (Virginia Council of Chapters), AUSA, Fleet Reserve Association, </w:t>
+            </w:r>
+            <w:r>
+              <w:rPr>
+                <w:b/>
+                <w:sz w:val="17"/>
+              </w:rPr>
+              <w:t>Virginia National Guard Association</w:t>
+            </w:r>
+            <w:r>
+              <w:rPr>
+                <w:sz w:val="17"/>
+              </w:rPr>
+              <w:t>, Reserve Organization of America, Air Force Sergeants Association, AMVETS, Marine Corps League, Student Veterans of America, IAVA, Northern Virginia Veterans Association, HOPE for the Warriors, Military Order of the World Wars, Missing in America Project</w:t>
             </w:r>
           </w:p>
         </w:tc>
@@ -3504,7 +3800,20 @@
               <w:rPr>
                 <w:sz w:val="17"/>
               </w:rPr>
-              <w:t xml:space="preserve"> MOAA's Virginia chapters and AUSA are the most likely to supply a credible witness on the mid-career-hire mechanic, because their members </w:t>
+              <w:t xml:space="preserve"> </w:t>
+            </w:r>
+            <w:r>
+              <w:rPr>
+                <w:b/>
+                <w:sz w:val="17"/>
+              </w:rPr>
+              <w:t>Corrected in v1.2 — and the correction reverses v1.1's witness recommendation.</w:t>
+            </w:r>
+            <w:r>
+              <w:rPr>
+                <w:sz w:val="17"/>
+              </w:rPr>
+              <w:t xml:space="preserve"> v1.1 named MOAA's Virginia chapters and AUSA as the likeliest source of a credible witness "because their members </w:t>
             </w:r>
             <w:r>
               <w:rPr>
@@ -3517,7 +3826,64 @@
               <w:rPr>
                 <w:sz w:val="17"/>
               </w:rPr>
-              <w:t xml:space="preserve"> retired officers who entered public employment after a military career.</w:t>
+              <w:t xml:space="preserve"> retired officers who entered public employment after a military career." </w:t>
+            </w:r>
+            <w:r>
+              <w:rPr>
+                <w:b/>
+                <w:sz w:val="17"/>
+              </w:rPr>
+              <w:t>That is the one cohort § 51.1-142.2 B 3 bars</w:t>
+            </w:r>
+            <w:r>
+              <w:rPr>
+                <w:sz w:val="17"/>
+              </w:rPr>
+              <w:t xml:space="preserve">: a regular 20-year retiree's active duty is already counted in the allowance they receive, and the 10 U.S.C. ch. 1223 exception rescues </w:t>
+            </w:r>
+            <w:r>
+              <w:rPr>
+                <w:b/>
+                <w:sz w:val="17"/>
+              </w:rPr>
+              <w:t>Reserve and Guard</w:t>
+            </w:r>
+            <w:r>
+              <w:rPr>
+                <w:sz w:val="17"/>
+              </w:rPr>
+              <w:t xml:space="preserve"> retirees only. The well-served members are the </w:t>
+            </w:r>
+            <w:r>
+              <w:rPr>
+                <w:b/>
+                <w:sz w:val="17"/>
+              </w:rPr>
+              <w:t>Guard, Reserve, enlisted and short-service</w:t>
+            </w:r>
+            <w:r>
+              <w:rPr>
+                <w:sz w:val="17"/>
+              </w:rPr>
+              <w:t xml:space="preserve"> organisations. Full analysis and a ranked sponsor list at </w:t>
+            </w:r>
+            <w:hyperlink r:id="rId10">
+              <w:r>
+                <w:rPr>
+                  <w:rFonts w:ascii="Calibri" w:hAnsi="Calibri"/>
+                  <w:color w:val="1A4F8A"/>
+                  <w:u w:val="single"/>
+                  <w:sz w:val="17"/>
+                  <w:b/>
+                </w:rPr>
+                <w:t xml:space="preserve">Annex D § 4–5</w:t>
+              </w:r>
+            </w:hyperlink>
+            <w:r>
+              <w:rPr>
+                <w:sz w:val="17"/>
+              </w:rPr>
+              <w:t>.</w:t>
             </w:r>
           </w:p>
         </w:tc>
@@ -3534,7 +3900,20 @@
               <w:rPr>
                 <w:sz w:val="17"/>
               </w:rPr>
-              <w:t>Member organisations and their representatives are named in the JLC Legislative Committee minutes. No member organisation was found to have taken a public position on VRS purchase of service credit, in either direction.</w:t>
+              <w:t xml:space="preserve">Member organisations and their representatives are named in the JLC Legislative Committee minutes; JLC seats confirmed against the DVS roster as indexed as of 2026-01-17. </w:t>
+            </w:r>
+            <w:r>
+              <w:rPr>
+                <w:b/>
+                <w:sz w:val="17"/>
+              </w:rPr>
+              <w:t>No member organisation was found to have taken a public position on VRS purchase of service credit, in either direction.</w:t>
+            </w:r>
+            <w:r>
+              <w:rPr>
+                <w:sz w:val="17"/>
+              </w:rPr>
+              <w:t xml:space="preserve"> The eligibility asymmetry is Annex A § 4's and red team S-4's construction, not an independent legal reading.</w:t>
             </w:r>
           </w:p>
         </w:tc>
@@ -3552,13 +3931,26 @@
                 <w:b/>
                 <w:sz w:val="17"/>
               </w:rPr>
+              <w:t>High</w:t>
+            </w:r>
+            <w:r>
+              <w:rPr>
+                <w:sz w:val="17"/>
+              </w:rPr>
+              <w:t xml:space="preserve"> on the JLC seats and on the statutory asymmetry. </w:t>
+            </w:r>
+            <w:r>
+              <w:rPr>
+                <w:b/>
+                <w:sz w:val="17"/>
+              </w:rPr>
               <w:t>Low</w:t>
             </w:r>
             <w:r>
               <w:rPr>
                 <w:sz w:val="17"/>
               </w:rPr>
-              <w:t xml:space="preserve"> (inferred — interest).</w:t>
+              <w:t xml:space="preserve"> (inferred — interest) on any organisation's position.</w:t>
             </w:r>
           </w:p>
         </w:tc>
@@ -3575,7 +3967,7 @@
               <w:rPr>
                 <w:sz w:val="17"/>
               </w:rPr>
-              <w:t>JLC Legislative Committee minutes, 2025-04-23, attendance list.</w:t>
+              <w:t>JLC Legislative Committee minutes, 2025-04-23, attendance list; DVS JLC roster (403 — reached through the search index); Annex A § 4; red team S-4; Annex D § 4–5.</w:t>
             </w:r>
           </w:p>
         </w:tc>
@@ -6820,7 +7212,7 @@
         <w:t>Bound the cost in the bill's own text, because the denominator cannot be pre-empted.</w:t>
       </w:r>
       <w:r>
-        <w:t xml:space="preserve"> The $13M–$182M range exists </w:t>
+        <w:t xml:space="preserve"> The published range exists </w:t>
       </w:r>
       <w:r>
         <w:rPr>
@@ -6829,7 +7221,7 @@
         <w:t>because</w:t>
       </w:r>
       <w:r>
-        <w:t xml:space="preserve"> the pool is unknown, and a 14× range is an invitation to the high end. Pricing is therefore the instrument — but </w:t>
+        <w:t xml:space="preserve"> the pool is unknown, and a range that wide is an invitation to the high end. Pricing is therefore the instrument — but </w:t>
       </w:r>
       <w:r>
         <w:rPr>
@@ -12222,6 +12614,56 @@
               </w:rPr>
               <w:t>Nothing in this annex involves contacting anyone; the approach itself is JLCVSO's to make, not ours.</w:t>
             </w:r>
+            <w:r>
+              <w:rPr>
+                <w:sz w:val="17"/>
+              </w:rPr>
+              <w:t xml:space="preserve"> </w:t>
+            </w:r>
+            <w:r>
+              <w:rPr>
+                <w:b/>
+                <w:sz w:val="17"/>
+              </w:rPr>
+              <w:t>v1.2:</w:t>
+            </w:r>
+            <w:r>
+              <w:rPr>
+                <w:sz w:val="17"/>
+              </w:rPr>
+              <w:t xml:space="preserve"> the position paper and the sponsoring-organisation question are now worked in </w:t>
+            </w:r>
+            <w:hyperlink r:id="rId10">
+              <w:r>
+                <w:rPr>
+                  <w:rFonts w:ascii="Calibri" w:hAnsi="Calibri"/>
+                  <w:color w:val="1A4F8A"/>
+                  <w:u w:val="single"/>
+                  <w:sz w:val="17"/>
+                  <w:b/>
+                </w:rPr>
+                <w:t xml:space="preserve">Annex D</w:t>
+              </w:r>
+            </w:hyperlink>
+            <w:r>
+              <w:rPr>
+                <w:sz w:val="17"/>
+              </w:rPr>
+              <w:t xml:space="preserve"> — § 5 ranks the candidate sponsors, § 6 is the Council-submission position paper, and § 8 compares the December path against the 2028 slip on the merits. Annex D's § 8 read, offered as a read: </w:t>
+            </w:r>
+            <w:r>
+              <w:rPr>
+                <w:b/>
+                <w:sz w:val="17"/>
+              </w:rPr>
+              <w:t>the 2028 cycle is the stronger path on the political analysis</w:t>
+            </w:r>
+            <w:r>
+              <w:rPr>
+                <w:sz w:val="17"/>
+              </w:rPr>
+              <w:t>, because what kills this bill is an unbounded fiscal note in a short session and every item that would bound it is open.</w:t>
+            </w:r>
           </w:p>
         </w:tc>
       </w:tr>
@@ -12258,13 +12700,66 @@
                 <w:b/>
                 <w:sz w:val="17"/>
               </w:rPr>
-              <w:t>Convert the $13M–$182M present value into employer-contribution-rate basis points, per plan and per employer group (Teacher, state, political subdivision), at low and high take-up.</w:t>
-            </w:r>
-            <w:r>
-              <w:rPr>
-                <w:sz w:val="17"/>
-              </w:rPr>
-              <w:t xml:space="preserve"> Localities and money committees respond to basis points on a rate, not to a statewide PV range. Also: VACo/VML will claim an unfunded mandate; our model says $0 GF plus a pooled rate liability. Both are true; the conflict is one of unit, not of fact, and it is flagged here as such.</w:t>
+              <w:t>Narrowed in v1.2, not closed.</w:t>
+            </w:r>
+            <w:r>
+              <w:rPr>
+                <w:sz w:val="17"/>
+              </w:rPr>
+              <w:t xml:space="preserve"> The blended statewide conversion is </w:t>
+            </w:r>
+            <w:r>
+              <w:rPr>
+                <w:b/>
+                <w:sz w:val="17"/>
+              </w:rPr>
+              <w:t>delivered</w:t>
+            </w:r>
+            <w:r>
+              <w:rPr>
+                <w:sz w:val="17"/>
+              </w:rPr>
+              <w:t xml:space="preserve"> — </w:t>
+            </w:r>
+            <w:r>
+              <w:rPr>
+                <w:rFonts w:ascii="Consolas" w:hAnsi="Consolas"/>
+                <w:color w:val="303030"/>
+                <w:sz w:val="18"/>
+              </w:rPr>
+              <w:t>01</w:t>
+            </w:r>
+            <w:r>
+              <w:rPr>
+                <w:sz w:val="17"/>
+              </w:rPr>
+              <w:t xml:space="preserve"> v1.2 carries "0.11%–0.62% of covered payroll, about 1 to 4 basis points over 20 years," and red team M-5 computes 0.4–4.4 bp across the corrected grid. </w:t>
+            </w:r>
+            <w:r>
+              <w:rPr>
+                <w:b/>
+                <w:sz w:val="17"/>
+              </w:rPr>
+              <w:t>What is still owed is the split: basis points per plan and per employer group (Teacher, state, political subdivision), at low and high take-up.</w:t>
+            </w:r>
+            <w:r>
+              <w:rPr>
+                <w:sz w:val="17"/>
+              </w:rPr>
+              <w:t xml:space="preserve"> That is the number VACo, VML and the Commission on Local Government respond to; a blended statewide figure does not answer a county administrator. Also: VACo/VML will claim an unfunded mandate; our model says no appropriation ask plus a pooled rate liability. Both are true; the conflict is one of unit, not of fact. </w:t>
+            </w:r>
+            <w:r>
+              <w:rPr>
+                <w:b/>
+                <w:sz w:val="17"/>
+              </w:rPr>
+              <w:t>New in v1.2 (Annex D U-11):</w:t>
+            </w:r>
+            <w:r>
+              <w:rPr>
+                <w:sz w:val="17"/>
+              </w:rPr>
+              <w:t xml:space="preserve"> how VRS administers the second limb of the § 51.1-142.2 B 3 bar (defined-contribution balance / BRS–TSP) is items 9–10 of the VRS data request and it moves the eligible pool.</w:t>
             </w:r>
           </w:p>
         </w:tc>

--- a/briefs/2027-military-service-credit-cost-window/06-Annex-C-Stakeholder-Analysis.docx
+++ b/briefs/2027-military-service-credit-cost-window/06-Annex-C-Stakeholder-Analysis.docx
@@ -353,25 +353,31 @@
           <w:color w:val="444444"/>
           <w:sz w:val="20"/>
         </w:rPr>
-        <w:t xml:space="preserve">The three-way exposure-split figures still quoted in § 2 and § 3.3 ($20M–$40M state, $13M–$33M school divisions, $23M–$45M localities) are from the pre-correction grid and are used here only for the </w:t>
-      </w:r>
-      <w:r>
-        <w:rPr>
-          <w:b/>
+        <w:t>The three-way exposure-split figures in § 2 and § 3.3 are now the corrected ones — $20M–$37M state, $13M–$31M school divisions, $23M–$42M localities, at 20% take-up.</w:t>
+      </w:r>
+      <w:r>
+        <w:rPr>
           <w:i/>
           <w:color w:val="444444"/>
           <w:sz w:val="20"/>
         </w:rPr>
-        <w:t>shape</w:t>
-      </w:r>
-      <w:r>
-        <w:rPr>
-          <w:b/>
+        <w:t xml:space="preserve"> They replace the pre-correction $20M–$40M / $13M–$33M / $23M–$45M. The </w:t>
+      </w:r>
+      <w:r>
+        <w:rPr>
           <w:i/>
           <w:color w:val="444444"/>
           <w:sz w:val="20"/>
         </w:rPr>
-        <w:t xml:space="preserve"> of the split, which the correction does not change. Do not quote them as amounts.</w:t>
+        <w:t>shape</w:t>
+      </w:r>
+      <w:r>
+        <w:rPr>
+          <w:i/>
+          <w:color w:val="444444"/>
+          <w:sz w:val="20"/>
+        </w:rPr>
+        <w:t xml:space="preserve"> of the split, which is all this annex relies on, is unchanged: the political-subdivision line is still the largest of the three and still arrives without a local opt-in. Source: Annex 2 Closure § 4.7, whose three buckets now sum to the headline grid at both ends.</w:t>
       </w:r>
     </w:p>
     <w:p>
@@ -1144,7 +1150,7 @@
               <w:rPr>
                 <w:sz w:val="17"/>
               </w:rPr>
-              <w:t xml:space="preserve"> finds that the one-pager's "General fund cost: $0 — that is structural, not a rounding" is contradicted by our own model, which assigns $20M–$40M of present value to state agencies (GF </w:t>
+              <w:t xml:space="preserve"> finds that the one-pager's "General fund cost: $0 — that is structural, not a rounding" is contradicted by our own model, which assigns $20M–$37M of present value to state agencies (GF </w:t>
             </w:r>
             <w:r>
               <w:rPr>
@@ -1157,7 +1163,7 @@
               <w:rPr>
                 <w:sz w:val="17"/>
               </w:rPr>
-              <w:t xml:space="preserve"> NGF) and $13M–$33M to school divisions through the Standards of Quality. </w:t>
+              <w:t xml:space="preserve"> NGF) and $13M–$31M to school divisions through the Standards of Quality. </w:t>
             </w:r>
             <w:r>
               <w:rPr>
@@ -3042,7 +3048,7 @@
               <w:rPr>
                 <w:sz w:val="17"/>
               </w:rPr>
-              <w:t>: because our own model assigns $23M–$45M to localities through rates they never vote on, a § 30-19.03 statement is close to unavoidable, and it will be the document that contradicts a "$0" headline.</w:t>
+              <w:t>: because our own model assigns $23M–$42M to localities through rates they never vote on, a § 30-19.03 statement is close to unavoidable, and it will be the document that contradicts a "$0" headline.</w:t>
             </w:r>
           </w:p>
         </w:tc>

--- a/briefs/2027-military-service-credit-cost-window/06-Annex-C-Stakeholder-Analysis.docx
+++ b/briefs/2027-military-service-credit-cost-window/06-Annex-C-Stakeholder-Analysis.docx
@@ -15,7 +15,7 @@
         <w:rPr>
           <w:b/>
         </w:rPr>
-        <w:t>Version 1.2 — 2026-10-25</w:t>
+        <w:t>Version 1.3 — 2026-10-25</w:t>
       </w:r>
       <w:r>
         <w:t xml:space="preserve"> </w:t>
@@ -36,7 +36,7 @@
         <w:t>Issue:</w:t>
       </w:r>
       <w:r>
-        <w:t xml:space="preserve"> MOO-290 (parent MOO-287) </w:t>
+        <w:t xml:space="preserve"> MOO-290 (parent MOO-287); sequencing decision at MOO-302 </w:t>
       </w:r>
       <w:r>
         <w:rPr>
@@ -46,6 +46,294 @@
       </w:r>
       <w:r>
         <w:t xml:space="preserve"> Pre-decisional and internal. Not for distribution outside Paperclip until Policy Director releases it.</w:t>
+      </w:r>
+    </w:p>
+    <w:p>
+      <w:pPr>
+        <w:pStyle w:val="Heading3"/>
+        <w:ind w:left="480"/>
+      </w:pPr>
+      <w:r>
+        <w:t>The sequencing decision has been taken — read this before § 4, § 8 or § 11</w:t>
+      </w:r>
+    </w:p>
+    <w:p>
+      <w:pPr>
+        <w:spacing w:before="120" w:after="120"/>
+        <w:ind w:left="480"/>
+      </w:pPr>
+      <w:r>
+        <w:rPr>
+          <w:i/>
+          <w:color w:val="444444"/>
+          <w:sz w:val="20"/>
+        </w:rPr>
+        <w:t xml:space="preserve">On </w:t>
+      </w:r>
+      <w:r>
+        <w:rPr>
+          <w:b/>
+          <w:i/>
+          <w:color w:val="444444"/>
+          <w:sz w:val="20"/>
+        </w:rPr>
+        <w:t>2026-10-25</w:t>
+      </w:r>
+      <w:r>
+        <w:rPr>
+          <w:i/>
+          <w:color w:val="444444"/>
+          <w:sz w:val="20"/>
+        </w:rPr>
+        <w:t xml:space="preserve"> the board chose the </w:t>
+      </w:r>
+      <w:r>
+        <w:rPr>
+          <w:b/>
+          <w:i/>
+          <w:color w:val="444444"/>
+          <w:sz w:val="20"/>
+        </w:rPr>
+        <w:t>2028 cycle</w:t>
+      </w:r>
+      <w:r>
+        <w:rPr>
+          <w:i/>
+          <w:color w:val="444444"/>
+          <w:sz w:val="20"/>
+        </w:rPr>
+        <w:t xml:space="preserve"> over the 2027 slate, and authorised approaching the </w:t>
+      </w:r>
+      <w:r>
+        <w:rPr>
+          <w:b/>
+          <w:i/>
+          <w:color w:val="444444"/>
+          <w:sz w:val="20"/>
+        </w:rPr>
+        <w:t>Veterans of Foreign Wars, Department of Virginia</w:t>
+      </w:r>
+      <w:r>
+        <w:rPr>
+          <w:i/>
+          <w:color w:val="444444"/>
+          <w:sz w:val="20"/>
+        </w:rPr>
+        <w:t xml:space="preserve"> as sponsoring member organisation. </w:t>
+      </w:r>
+      <w:r>
+        <w:rPr>
+          <w:b/>
+          <w:i/>
+          <w:color w:val="444444"/>
+          <w:sz w:val="20"/>
+        </w:rPr>
+        <w:t>The 2026-12-17 JLC meeting is no longer a gate.</w:t>
+      </w:r>
+    </w:p>
+    <w:p>
+      <w:pPr>
+        <w:spacing w:before="120" w:after="120"/>
+        <w:ind w:left="480"/>
+      </w:pPr>
+      <w:r>
+        <w:rPr>
+          <w:i/>
+          <w:color w:val="444444"/>
+          <w:sz w:val="20"/>
+        </w:rPr>
+        <w:t>Three consequences for this annex, which is otherwise unchanged:</w:t>
+      </w:r>
+    </w:p>
+    <w:p>
+      <w:pPr>
+        <w:spacing w:after="60"/>
+        <w:ind w:left="912" w:hanging="432"/>
+      </w:pPr>
+      <w:r>
+        <w:rPr>
+          <w:b/>
+        </w:rPr>
+        <w:t>1.</w:t>
+        <w:tab/>
+      </w:r>
+      <w:r>
+        <w:rPr>
+          <w:b/>
+        </w:rPr>
+        <w:t>§ 4.3's short-session analysis now cuts the other way.</w:t>
+      </w:r>
+      <w:r>
+        <w:t xml:space="preserve"> It argued that a 30-day</w:t>
+      </w:r>
+    </w:p>
+    <w:p>
+      <w:pPr>
+        <w:spacing w:before="120" w:after="120"/>
+        <w:ind w:left="480"/>
+      </w:pPr>
+      <w:r>
+        <w:rPr>
+          <w:i/>
+          <w:color w:val="444444"/>
+          <w:sz w:val="20"/>
+        </w:rPr>
+        <w:t xml:space="preserve">(conventionally 45-day) session makes the tabling motion cheap. </w:t>
+      </w:r>
+      <w:r>
+        <w:rPr>
+          <w:b/>
+          <w:i/>
+          <w:color w:val="444444"/>
+          <w:sz w:val="20"/>
+        </w:rPr>
+        <w:t>2028 is the long session — 60 days under Art. IV, § 6</w:t>
+      </w:r>
+      <w:r>
+        <w:rPr>
+          <w:i/>
+          <w:color w:val="444444"/>
+          <w:sz w:val="20"/>
+        </w:rPr>
+        <w:t xml:space="preserve"> — so that pressure is reduced, not removed. The venue and subcommittee analysis is unaffected.</w:t>
+      </w:r>
+    </w:p>
+    <w:p>
+      <w:pPr>
+        <w:spacing w:after="60"/>
+        <w:ind w:left="912" w:hanging="432"/>
+      </w:pPr>
+      <w:r>
+        <w:rPr>
+          <w:b/>
+        </w:rPr>
+        <w:t>2.</w:t>
+        <w:tab/>
+      </w:r>
+      <w:r>
+        <w:rPr>
+          <w:b/>
+        </w:rPr>
+        <w:t>§ 8's patron recommendation now runs to December 2027, not December 2026.</w:t>
+      </w:r>
+    </w:p>
+    <w:p>
+      <w:pPr>
+        <w:spacing w:before="120" w:after="120"/>
+        <w:ind w:left="480"/>
+      </w:pPr>
+      <w:r>
+        <w:rPr>
+          <w:b/>
+          <w:i/>
+          <w:color w:val="444444"/>
+          <w:sz w:val="20"/>
+        </w:rPr>
+        <w:t>U-2</w:t>
+      </w:r>
+      <w:r>
+        <w:rPr>
+          <w:i/>
+          <w:color w:val="444444"/>
+          <w:sz w:val="20"/>
+        </w:rPr>
+        <w:t xml:space="preserve"> (the GAMVC roster and the Reeves co-chair claim, Low–Medium on a 2018-era source) must be resolved before it is acted on. There is now time to.</w:t>
+      </w:r>
+    </w:p>
+    <w:p>
+      <w:pPr>
+        <w:spacing w:after="60"/>
+        <w:ind w:left="912" w:hanging="432"/>
+      </w:pPr>
+      <w:r>
+        <w:rPr>
+          <w:b/>
+        </w:rPr>
+        <w:t>3.</w:t>
+        <w:tab/>
+      </w:r>
+      <w:r>
+        <w:rPr>
+          <w:b/>
+        </w:rPr>
+        <w:t>§ 11's Policy Director handoff is superseded</w:t>
+      </w:r>
+      <w:r>
+        <w:t xml:space="preserve"> as to sequencing. The live</w:t>
+      </w:r>
+    </w:p>
+    <w:p>
+      <w:pPr>
+        <w:spacing w:before="120" w:after="120"/>
+        <w:ind w:left="480"/>
+      </w:pPr>
+      <w:r>
+        <w:rPr>
+          <w:i/>
+          <w:color w:val="444444"/>
+          <w:sz w:val="20"/>
+        </w:rPr>
+        <w:t xml:space="preserve">calendar, the sponsor dossier and the operative gate — the VFW Winter Council of Administration on </w:t>
+      </w:r>
+      <w:r>
+        <w:rPr>
+          <w:b/>
+          <w:i/>
+          <w:color w:val="444444"/>
+          <w:sz w:val="20"/>
+        </w:rPr>
+        <w:t>2027-01-13</w:t>
+      </w:r>
+      <w:r>
+        <w:rPr>
+          <w:i/>
+          <w:color w:val="444444"/>
+          <w:sz w:val="20"/>
+        </w:rPr>
+        <w:t xml:space="preserve">, not the June 2027 JLC deadline — are in </w:t>
+      </w:r>
+      <w:hyperlink r:id="rId10">
+        <w:r>
+          <w:rPr>
+            <w:rFonts w:ascii="Calibri" w:hAnsi="Calibri"/>
+            <w:color w:val="1A4F8A"/>
+            <w:u w:val="single"/>
+            <w:sz w:val="20"/>
+            <w:b/>
+          </w:rPr>
+          <w:t xml:space="preserve">Annex D v2.0</w:t>
+        </w:r>
+      </w:hyperlink>
+      <w:r>
+        <w:rPr>
+          <w:i/>
+          <w:color w:val="444444"/>
+          <w:sz w:val="20"/>
+        </w:rPr>
+        <w:t>.</w:t>
+      </w:r>
+    </w:p>
+    <w:p>
+      <w:pPr>
+        <w:spacing w:before="120" w:after="120"/>
+        <w:ind w:left="480"/>
+      </w:pPr>
+      <w:r>
+        <w:rPr>
+          <w:b/>
+          <w:i/>
+          <w:color w:val="444444"/>
+          <w:sz w:val="20"/>
+        </w:rPr>
+        <w:t>VACo's 2026-11-10 adoption (U-3) is still live and now matters for longer</w:t>
+      </w:r>
+      <w:r>
+        <w:rPr>
+          <w:i/>
+          <w:color w:val="444444"/>
+          <w:sz w:val="20"/>
+        </w:rPr>
+        <w:t>, because VACo adopts a program every year between now and the 2028 session.</w:t>
       </w:r>
     </w:p>
     <w:p>
@@ -12592,26 +12880,65 @@
                 <w:b/>
                 <w:sz w:val="17"/>
               </w:rPr>
-              <w:t>Time-critical, and it is the only item in this annex with a deadline inside the year: the JLC's last board meeting before the 2027 session is 2026-12-17.</w:t>
-            </w:r>
-            <w:r>
-              <w:rPr>
-                <w:sz w:val="17"/>
-              </w:rPr>
-              <w:t xml:space="preserve"> The package needs a decision on whether to seek a place on the 2027 slate at that meeting — which requires a JLC-format position paper, a sponsoring member organisation willing to speak to it before the full Council, and ideally a confirmed patron, since the patron list is reviewed at the same meeting — or to accept a one-year slip to the 2028 cycle (submission by 2027-06-15). The approach runs through </w:t>
+              <w:t>Sequencing: decided. Superseded by Annex D v2.0 § 1 and § 3.</w:t>
+            </w:r>
+            <w:r>
+              <w:rPr>
+                <w:sz w:val="17"/>
+              </w:rPr>
+              <w:t xml:space="preserve"> The board chose the </w:t>
             </w:r>
             <w:r>
               <w:rPr>
                 <w:b/>
                 <w:sz w:val="17"/>
               </w:rPr>
+              <w:t>2028 cycle</w:t>
+            </w:r>
+            <w:r>
+              <w:rPr>
+                <w:sz w:val="17"/>
+              </w:rPr>
+              <w:t xml:space="preserve"> on 2026-10-25 and authorised approaching the </w:t>
+            </w:r>
+            <w:r>
+              <w:rPr>
+                <w:b/>
+                <w:sz w:val="17"/>
+              </w:rPr>
+              <w:t>VFW, Department of Virginia</w:t>
+            </w:r>
+            <w:r>
+              <w:rPr>
+                <w:sz w:val="17"/>
+              </w:rPr>
+              <w:t xml:space="preserve"> as sponsor. The 2026-12-17 gate is gone; </w:t>
+            </w:r>
+            <w:r>
+              <w:rPr>
+                <w:b/>
+                <w:sz w:val="17"/>
+              </w:rPr>
+              <w:t>the operative date is now 2027-01-13</w:t>
+            </w:r>
+            <w:r>
+              <w:rPr>
+                <w:sz w:val="17"/>
+              </w:rPr>
+              <w:t xml:space="preserve">, the VFW Winter Council of Administration, because it is the last Department-level decision venue before the JLC's late-April screen. v1.2's text here — a decision needed at 2026-12-17, or a slip to a 2027-06-15 submission — is retained only as the record of what was asked. The approach route through </w:t>
+            </w:r>
+            <w:r>
+              <w:rPr>
+                <w:b/>
+                <w:sz w:val="17"/>
+              </w:rPr>
               <w:t>Glenn Yarborough, JLC Legislative Officer</w:t>
             </w:r>
             <w:r>
               <w:rPr>
                 <w:sz w:val="17"/>
               </w:rPr>
-              <w:t xml:space="preserve">, not the Chair. Also still owed: § 6 opt-in recommendation (ratified 2026-10-25 as rung two); § 8 patron recommendations, with U-2 unverified; and the § 3.1 tension between Annex A v1.1's wide schedule authority and the "no new rate-setting by the Board" claim that A-3 was selected to preserve. </w:t>
+              <w:t xml:space="preserve">, is unchanged, and remains JLCVSO's to make. Also still owed: § 6 opt-in recommendation (ratified 2026-10-25 as rung two); § 8 patron recommendations, with U-2 unverified; and the § 3.1 tension between Annex A v1.1's wide schedule authority and the "no new rate-setting by the Board" claim that A-3 was selected to preserve. </w:t>
             </w:r>
             <w:r>
               <w:rPr>
@@ -12631,13 +12958,13 @@
                 <w:b/>
                 <w:sz w:val="17"/>
               </w:rPr>
-              <w:t>v1.2:</w:t>
-            </w:r>
-            <w:r>
-              <w:rPr>
-                <w:sz w:val="17"/>
-              </w:rPr>
-              <w:t xml:space="preserve"> the position paper and the sponsoring-organisation question are now worked in </w:t>
+              <w:t>v1.3:</w:t>
+            </w:r>
+            <w:r>
+              <w:rPr>
+                <w:sz w:val="17"/>
+              </w:rPr>
+              <w:t xml:space="preserve"> the position paper, the sponsor dossier and the 2028-cycle calendar are in </w:t>
             </w:r>
             <w:hyperlink r:id="rId10">
               <w:r>
@@ -12648,27 +12975,14 @@
                   <w:sz w:val="17"/>
                   <w:b/>
                 </w:rPr>
-                <w:t xml:space="preserve">Annex D</w:t>
+                <w:t xml:space="preserve">Annex D v2.0</w:t>
               </w:r>
             </w:hyperlink>
             <w:r>
               <w:rPr>
                 <w:sz w:val="17"/>
               </w:rPr>
-              <w:t xml:space="preserve"> — § 5 ranks the candidate sponsors, § 6 is the Council-submission position paper, and § 8 compares the December path against the 2028 slip on the merits. Annex D's § 8 read, offered as a read: </w:t>
-            </w:r>
-            <w:r>
-              <w:rPr>
-                <w:b/>
-                <w:sz w:val="17"/>
-              </w:rPr>
-              <w:t>the 2028 cycle is the stronger path on the political analysis</w:t>
-            </w:r>
-            <w:r>
-              <w:rPr>
-                <w:sz w:val="17"/>
-              </w:rPr>
-              <w:t>, because what kills this bill is an unbounded fiscal note in a short session and every item that would bound it is open.</w:t>
+              <w:t xml:space="preserve"> — § 3 is the calendar, § 4 the two Department instruments and why the January gate beats the June one, § 5 the VFW dossier including the two documented negatives, § 7 the position paper, § 9 the reverse-planned critical path.</w:t>
             </w:r>
           </w:p>
         </w:tc>
@@ -12828,33 +13142,20 @@
               <w:rPr>
                 <w:sz w:val="17"/>
               </w:rPr>
-              <w:t xml:space="preserve"> ("not less than X% of the actuarial equivalent cost"), not a Board schedule hemmed in by a uniformity requirement plus an individual-member ceiling, because the subcommittee needs a number on the face of the bill and F-1 shows the schedule cannot supply one; (ii) the no-spillover sentence confining relief to subdivision B 2 must be load-bearing and conspicuous, because the first floor amendment will try to extend it across all of B 1; (iii) VRS's acceptance criterion is "changes no current VRS procedure," which argues for a delayed effective date and against anything requiring a new actuarial product; (iv) 2027 is the </w:t>
+              <w:t xml:space="preserve"> ("not less than X% of the actuarial equivalent cost"), not a Board schedule hemmed in by a uniformity requirement plus an individual-member ceiling, because the subcommittee needs a number on the face of the bill and F-1 shows the schedule cannot supply one; (ii) the no-spillover sentence confining relief to subdivision B 2 must be load-bearing and conspicuous, because the first floor amendment will try to extend it across all of B 1; (iii) VRS's acceptance criterion is "changes no current VRS procedure," which argues for a delayed effective date and against anything requiring a new actuarial product; (iv) </w:t>
             </w:r>
             <w:r>
               <w:rPr>
                 <w:b/>
                 <w:sz w:val="17"/>
               </w:rPr>
-              <w:t>short session</w:t>
-            </w:r>
-            <w:r>
-              <w:rPr>
-                <w:sz w:val="17"/>
-              </w:rPr>
-              <w:t xml:space="preserve"> — simplicity is a cost-control argument </w:t>
-            </w:r>
-            <w:r>
-              <w:rPr>
-                <w:i/>
-                <w:sz w:val="17"/>
-              </w:rPr>
-              <w:t>and</w:t>
-            </w:r>
-            <w:r>
-              <w:rPr>
-                <w:sz w:val="17"/>
-              </w:rPr>
-              <w:t xml:space="preserve"> a calendar-survival argument.</w:t>
+              <w:t>corrected in v1.3 — the target is now the 2028 session, which is the long one (60 days).</w:t>
+            </w:r>
+            <w:r>
+              <w:rPr>
+                <w:sz w:val="17"/>
+              </w:rPr>
+              <w:t xml:space="preserve"> Simplicity remains a cost-control argument; it is no longer also a calendar-survival argument, so the case for keeping the bill to one Code section now rests on the fiscal note and the subcommittee's attention, not on the clock.</w:t>
             </w:r>
           </w:p>
         </w:tc>
